--- a/hin/docx/015.content.docx
+++ b/hin/docx/015.content.docx
@@ -19,7 +19,7 @@
         <w:rPr>
           <w:lang w:val="hi_IN" w:bidi="hi_IN"/>
         </w:rPr>
-        <w:t>Resource: Tyndale Open Study Notes</w:t>
+        <w:t>Resource: Aquifer Open Study Notes (Profiles)</w:t>
       </w:r>
       <w:r>
         <w:rPr>
@@ -112,7 +112,7 @@
         <w:rPr>
           <w:lang w:val="hi_IN" w:bidi="hi_IN"/>
         </w:rPr>
-        <w:t>Tyndale Open Study Notes</w:t>
+        <w:t>Aquifer Open Study Notes (Profiles)</w:t>
       </w:r>
     </w:p>
     <w:p>

--- a/hin/docx/015.content.docx
+++ b/hin/docx/015.content.docx
@@ -341,234 +341,156 @@
         </w:rPr>
         <w:t xml:space="preserve">पलिश्ती लोग साधारण नहीं थे; वे राजनीति और प्रौद्योगिकी में निपुण थे। वे शक्तिशाली योद्धा भी थे। उनकी लोहे की प्रौद्योगिकी ने उन्हें लगभग अजेय शत्रु बना दिया था (देखें </w:t>
       </w:r>
-      <w:hyperlink r:id="rId13">
-        <w:r>
-          <w:rPr>
-            <w:lang w:val="hi_IN" w:bidi="hi_IN"/>
-          </w:rPr>
-          <w:rPr>
-            <w:color w:val="0000EE"/>
-            <w:u w:val="single"/>
-          </w:rPr>
-          <w:t>1 शमू 13:19–22</w:t>
-        </w:r>
-      </w:hyperlink>
+      <w:r>
+        <w:rPr>
+          <w:lang w:val="hi_IN" w:bidi="hi_IN"/>
+        </w:rPr>
+        <w:t>1 शमू 13:19–22</w:t>
+      </w:r>
       <w:r>
         <w:rPr>
           <w:lang w:val="hi_IN" w:bidi="hi_IN"/>
         </w:rPr>
         <w:t>)। न्यायियों के समय लगभग 1350 से 1050 ईसा पूर्व और प्रारम्भिक संयुक्त एकाधिपत्य लगभग 1050 से 970 ईसा पूर्व के समय वे कई बार इस्राएलियों से युद्ध करते थे। शाऊल पलिश्तियों से लड़ते हुए मारे गए थे (</w:t>
       </w:r>
-      <w:hyperlink r:id="rId14">
-        <w:r>
-          <w:rPr>
-            <w:lang w:val="hi_IN" w:bidi="hi_IN"/>
-          </w:rPr>
-          <w:rPr>
-            <w:color w:val="0000EE"/>
-            <w:u w:val="single"/>
-          </w:rPr>
-          <w:t>1 शमू 31:1–13</w:t>
-        </w:r>
-      </w:hyperlink>
+      <w:r>
+        <w:rPr>
+          <w:lang w:val="hi_IN" w:bidi="hi_IN"/>
+        </w:rPr>
+        <w:t>1 शमू 31:1–13</w:t>
+      </w:r>
       <w:r>
         <w:rPr>
           <w:lang w:val="hi_IN" w:bidi="hi_IN"/>
         </w:rPr>
         <w:t>)। हालाँकि, दाऊद ने राजा बनने से पहले उन्हें हराया (</w:t>
       </w:r>
-      <w:hyperlink r:id="rId15">
-        <w:r>
-          <w:rPr>
-            <w:lang w:val="hi_IN" w:bidi="hi_IN"/>
-          </w:rPr>
-          <w:rPr>
-            <w:color w:val="0000EE"/>
-            <w:u w:val="single"/>
-          </w:rPr>
-          <w:t>1 शमू 18:20–30</w:t>
-        </w:r>
-      </w:hyperlink>
-      <w:r>
-        <w:rPr>
-          <w:lang w:val="hi_IN" w:bidi="hi_IN"/>
-        </w:rPr>
-        <w:t xml:space="preserve">; </w:t>
-      </w:r>
-      <w:hyperlink r:id="rId16">
-        <w:r>
-          <w:rPr>
-            <w:lang w:val="hi_IN" w:bidi="hi_IN"/>
-          </w:rPr>
-          <w:rPr>
-            <w:color w:val="0000EE"/>
-            <w:u w:val="single"/>
-          </w:rPr>
-          <w:t>19:8</w:t>
-        </w:r>
-      </w:hyperlink>
-      <w:r>
-        <w:rPr>
-          <w:lang w:val="hi_IN" w:bidi="hi_IN"/>
-        </w:rPr>
-        <w:t xml:space="preserve">; </w:t>
-      </w:r>
-      <w:hyperlink r:id="rId17">
-        <w:r>
-          <w:rPr>
-            <w:lang w:val="hi_IN" w:bidi="hi_IN"/>
-          </w:rPr>
-          <w:rPr>
-            <w:color w:val="0000EE"/>
-            <w:u w:val="single"/>
-          </w:rPr>
-          <w:t>23:1–5</w:t>
-        </w:r>
-      </w:hyperlink>
+      <w:r>
+        <w:rPr>
+          <w:lang w:val="hi_IN" w:bidi="hi_IN"/>
+        </w:rPr>
+        <w:t>1 शमू 18:20–30</w:t>
+      </w:r>
+      <w:r>
+        <w:rPr>
+          <w:lang w:val="hi_IN" w:bidi="hi_IN"/>
+        </w:rPr>
+        <w:t xml:space="preserve">; </w:t>
+      </w:r>
+      <w:r>
+        <w:rPr>
+          <w:lang w:val="hi_IN" w:bidi="hi_IN"/>
+        </w:rPr>
+        <w:t>19:8</w:t>
+      </w:r>
+      <w:r>
+        <w:rPr>
+          <w:lang w:val="hi_IN" w:bidi="hi_IN"/>
+        </w:rPr>
+        <w:t xml:space="preserve">; </w:t>
+      </w:r>
+      <w:r>
+        <w:rPr>
+          <w:lang w:val="hi_IN" w:bidi="hi_IN"/>
+        </w:rPr>
+        <w:t>23:1–5</w:t>
+      </w:r>
       <w:r>
         <w:rPr>
           <w:lang w:val="hi_IN" w:bidi="hi_IN"/>
         </w:rPr>
         <w:t>) और अपने शासनकाल में भी उनके विरुद्ध विजय प्राप्त करते रहे (</w:t>
       </w:r>
-      <w:hyperlink r:id="rId18">
-        <w:r>
-          <w:rPr>
-            <w:lang w:val="hi_IN" w:bidi="hi_IN"/>
-          </w:rPr>
-          <w:rPr>
-            <w:color w:val="0000EE"/>
-            <w:u w:val="single"/>
-          </w:rPr>
-          <w:t>2 शमू 5:17–25</w:t>
-        </w:r>
-      </w:hyperlink>
-      <w:r>
-        <w:rPr>
-          <w:lang w:val="hi_IN" w:bidi="hi_IN"/>
-        </w:rPr>
-        <w:t xml:space="preserve">; </w:t>
-      </w:r>
-      <w:hyperlink r:id="rId19">
-        <w:r>
-          <w:rPr>
-            <w:lang w:val="hi_IN" w:bidi="hi_IN"/>
-          </w:rPr>
-          <w:rPr>
-            <w:color w:val="0000EE"/>
-            <w:u w:val="single"/>
-          </w:rPr>
-          <w:t>8:1</w:t>
-        </w:r>
-      </w:hyperlink>
-      <w:r>
-        <w:rPr>
-          <w:lang w:val="hi_IN" w:bidi="hi_IN"/>
-        </w:rPr>
-        <w:t xml:space="preserve">; </w:t>
-      </w:r>
-      <w:hyperlink r:id="rId20">
-        <w:r>
-          <w:rPr>
-            <w:lang w:val="hi_IN" w:bidi="hi_IN"/>
-          </w:rPr>
-          <w:rPr>
-            <w:color w:val="0000EE"/>
-            <w:u w:val="single"/>
-          </w:rPr>
-          <w:t>21:15–22</w:t>
-        </w:r>
-      </w:hyperlink>
+      <w:r>
+        <w:rPr>
+          <w:lang w:val="hi_IN" w:bidi="hi_IN"/>
+        </w:rPr>
+        <w:t>2 शमू 5:17–25</w:t>
+      </w:r>
+      <w:r>
+        <w:rPr>
+          <w:lang w:val="hi_IN" w:bidi="hi_IN"/>
+        </w:rPr>
+        <w:t xml:space="preserve">; </w:t>
+      </w:r>
+      <w:r>
+        <w:rPr>
+          <w:lang w:val="hi_IN" w:bidi="hi_IN"/>
+        </w:rPr>
+        <w:t>8:1</w:t>
+      </w:r>
+      <w:r>
+        <w:rPr>
+          <w:lang w:val="hi_IN" w:bidi="hi_IN"/>
+        </w:rPr>
+        <w:t xml:space="preserve">; </w:t>
+      </w:r>
+      <w:r>
+        <w:rPr>
+          <w:lang w:val="hi_IN" w:bidi="hi_IN"/>
+        </w:rPr>
+        <w:t>21:15–22</w:t>
+      </w:r>
       <w:r>
         <w:rPr>
           <w:lang w:val="hi_IN" w:bidi="hi_IN"/>
         </w:rPr>
         <w:t>)। हालाँकि जब तक इस्राएल एक देश के रूप में अस्तित्व में था तब तक पलिश्ती पूरी तरह समाप्त नहीं हुए (</w:t>
       </w:r>
-      <w:hyperlink r:id="rId21">
-        <w:r>
-          <w:rPr>
-            <w:lang w:val="hi_IN" w:bidi="hi_IN"/>
-          </w:rPr>
-          <w:rPr>
-            <w:color w:val="0000EE"/>
-            <w:u w:val="single"/>
-          </w:rPr>
-          <w:t>2 रा 18:8</w:t>
-        </w:r>
-      </w:hyperlink>
-      <w:r>
-        <w:rPr>
-          <w:lang w:val="hi_IN" w:bidi="hi_IN"/>
-        </w:rPr>
-        <w:t xml:space="preserve">; </w:t>
-      </w:r>
-      <w:hyperlink r:id="rId22">
-        <w:r>
-          <w:rPr>
-            <w:lang w:val="hi_IN" w:bidi="hi_IN"/>
-          </w:rPr>
-          <w:rPr>
-            <w:color w:val="0000EE"/>
-            <w:u w:val="single"/>
-          </w:rPr>
-          <w:t>2 इति 17:11</w:t>
-        </w:r>
-      </w:hyperlink>
-      <w:r>
-        <w:rPr>
-          <w:lang w:val="hi_IN" w:bidi="hi_IN"/>
-        </w:rPr>
-        <w:t xml:space="preserve">; </w:t>
-      </w:r>
-      <w:hyperlink r:id="rId23">
-        <w:r>
-          <w:rPr>
-            <w:lang w:val="hi_IN" w:bidi="hi_IN"/>
-          </w:rPr>
-          <w:rPr>
-            <w:color w:val="0000EE"/>
-            <w:u w:val="single"/>
-          </w:rPr>
-          <w:t>21:16–17</w:t>
-        </w:r>
-      </w:hyperlink>
-      <w:r>
-        <w:rPr>
-          <w:lang w:val="hi_IN" w:bidi="hi_IN"/>
-        </w:rPr>
-        <w:t xml:space="preserve">; </w:t>
-      </w:r>
-      <w:hyperlink r:id="rId24">
-        <w:r>
-          <w:rPr>
-            <w:lang w:val="hi_IN" w:bidi="hi_IN"/>
-          </w:rPr>
-          <w:rPr>
-            <w:color w:val="0000EE"/>
-            <w:u w:val="single"/>
-          </w:rPr>
-          <w:t>26:6–7</w:t>
-        </w:r>
-      </w:hyperlink>
-      <w:r>
-        <w:rPr>
-          <w:lang w:val="hi_IN" w:bidi="hi_IN"/>
-        </w:rPr>
-        <w:t xml:space="preserve">; </w:t>
-      </w:r>
-      <w:hyperlink r:id="rId25">
-        <w:r>
-          <w:rPr>
-            <w:lang w:val="hi_IN" w:bidi="hi_IN"/>
-          </w:rPr>
-          <w:rPr>
-            <w:color w:val="0000EE"/>
-            <w:u w:val="single"/>
-          </w:rPr>
-          <w:t>28:18</w:t>
-        </w:r>
-      </w:hyperlink>
+      <w:r>
+        <w:rPr>
+          <w:lang w:val="hi_IN" w:bidi="hi_IN"/>
+        </w:rPr>
+        <w:t>2 रा 18:8</w:t>
+      </w:r>
+      <w:r>
+        <w:rPr>
+          <w:lang w:val="hi_IN" w:bidi="hi_IN"/>
+        </w:rPr>
+        <w:t xml:space="preserve">; </w:t>
+      </w:r>
+      <w:r>
+        <w:rPr>
+          <w:lang w:val="hi_IN" w:bidi="hi_IN"/>
+        </w:rPr>
+        <w:t>2 इति 17:11</w:t>
+      </w:r>
+      <w:r>
+        <w:rPr>
+          <w:lang w:val="hi_IN" w:bidi="hi_IN"/>
+        </w:rPr>
+        <w:t xml:space="preserve">; </w:t>
+      </w:r>
+      <w:r>
+        <w:rPr>
+          <w:lang w:val="hi_IN" w:bidi="hi_IN"/>
+        </w:rPr>
+        <w:t>21:16–17</w:t>
+      </w:r>
+      <w:r>
+        <w:rPr>
+          <w:lang w:val="hi_IN" w:bidi="hi_IN"/>
+        </w:rPr>
+        <w:t xml:space="preserve">; </w:t>
+      </w:r>
+      <w:r>
+        <w:rPr>
+          <w:lang w:val="hi_IN" w:bidi="hi_IN"/>
+        </w:rPr>
+        <w:t>26:6–7</w:t>
+      </w:r>
+      <w:r>
+        <w:rPr>
+          <w:lang w:val="hi_IN" w:bidi="hi_IN"/>
+        </w:rPr>
+        <w:t xml:space="preserve">; </w:t>
+      </w:r>
+      <w:r>
+        <w:rPr>
+          <w:lang w:val="hi_IN" w:bidi="hi_IN"/>
+        </w:rPr>
+        <w:t>28:18</w:t>
+      </w:r>
       <w:r>
         <w:rPr>
           <w:lang w:val="hi_IN" w:bidi="hi_IN"/>
@@ -589,180 +511,120 @@
         </w:rPr>
         <w:t>1 शमूएल में, परमेश्वर ने एली के पापी परिवार को हटाने के लिये पलिश्तियों का उपयोग किया (</w:t>
       </w:r>
-      <w:hyperlink r:id="rId26">
-        <w:r>
-          <w:rPr>
-            <w:lang w:val="hi_IN" w:bidi="hi_IN"/>
-          </w:rPr>
-          <w:rPr>
-            <w:color w:val="0000EE"/>
-            <w:u w:val="single"/>
-          </w:rPr>
-          <w:t>1 शमू 4:10–22</w:t>
-        </w:r>
-      </w:hyperlink>
+      <w:r>
+        <w:rPr>
+          <w:lang w:val="hi_IN" w:bidi="hi_IN"/>
+        </w:rPr>
+        <w:t>1 शमू 4:10–22</w:t>
+      </w:r>
       <w:r>
         <w:rPr>
           <w:lang w:val="hi_IN" w:bidi="hi_IN"/>
         </w:rPr>
         <w:t>)। पलिश्तियों ने दाऊद के सैन्य और राजनीतिक प्रगति के निर्माण में भी सहायता की (</w:t>
       </w:r>
-      <w:hyperlink r:id="rId27">
-        <w:r>
-          <w:rPr>
-            <w:lang w:val="hi_IN" w:bidi="hi_IN"/>
-          </w:rPr>
-          <w:rPr>
-            <w:color w:val="0000EE"/>
-            <w:u w:val="single"/>
-          </w:rPr>
-          <w:t>1 शमू 17:32–58</w:t>
-        </w:r>
-      </w:hyperlink>
-      <w:r>
-        <w:rPr>
-          <w:lang w:val="hi_IN" w:bidi="hi_IN"/>
-        </w:rPr>
-        <w:t xml:space="preserve">; </w:t>
-      </w:r>
-      <w:hyperlink r:id="rId15">
-        <w:r>
-          <w:rPr>
-            <w:lang w:val="hi_IN" w:bidi="hi_IN"/>
-          </w:rPr>
-          <w:rPr>
-            <w:color w:val="0000EE"/>
-            <w:u w:val="single"/>
-          </w:rPr>
-          <w:t>18:20–30</w:t>
-        </w:r>
-      </w:hyperlink>
+      <w:r>
+        <w:rPr>
+          <w:lang w:val="hi_IN" w:bidi="hi_IN"/>
+        </w:rPr>
+        <w:t>1 शमू 17:32–58</w:t>
+      </w:r>
+      <w:r>
+        <w:rPr>
+          <w:lang w:val="hi_IN" w:bidi="hi_IN"/>
+        </w:rPr>
+        <w:t xml:space="preserve">; </w:t>
+      </w:r>
+      <w:r>
+        <w:rPr>
+          <w:lang w:val="hi_IN" w:bidi="hi_IN"/>
+        </w:rPr>
+        <w:t>18:20–30</w:t>
+      </w:r>
       <w:r>
         <w:rPr>
           <w:lang w:val="hi_IN" w:bidi="hi_IN"/>
         </w:rPr>
         <w:t>)। जब शाऊल दाऊद को पकड़ने ही वाले थे, तब पलिश्तियों ने उनका ध्यान भटका दिया (</w:t>
       </w:r>
-      <w:hyperlink r:id="rId28">
-        <w:r>
-          <w:rPr>
-            <w:lang w:val="hi_IN" w:bidi="hi_IN"/>
-          </w:rPr>
-          <w:rPr>
-            <w:color w:val="0000EE"/>
-            <w:u w:val="single"/>
-          </w:rPr>
-          <w:t>1 शमू 23:26–28</w:t>
-        </w:r>
-      </w:hyperlink>
+      <w:r>
+        <w:rPr>
+          <w:lang w:val="hi_IN" w:bidi="hi_IN"/>
+        </w:rPr>
+        <w:t>1 शमू 23:26–28</w:t>
+      </w:r>
       <w:r>
         <w:rPr>
           <w:lang w:val="hi_IN" w:bidi="hi_IN"/>
         </w:rPr>
         <w:t>)। उन्होंने शाऊल से दाऊद को बचने के लिए शरण दी (</w:t>
       </w:r>
-      <w:hyperlink r:id="rId29">
-        <w:r>
-          <w:rPr>
-            <w:lang w:val="hi_IN" w:bidi="hi_IN"/>
-          </w:rPr>
-          <w:rPr>
-            <w:color w:val="0000EE"/>
-            <w:u w:val="single"/>
-          </w:rPr>
-          <w:t>1 शमू 21:10–15</w:t>
-        </w:r>
-      </w:hyperlink>
-      <w:r>
-        <w:rPr>
-          <w:lang w:val="hi_IN" w:bidi="hi_IN"/>
-        </w:rPr>
-        <w:t xml:space="preserve">; </w:t>
-      </w:r>
-      <w:hyperlink r:id="rId30">
-        <w:r>
-          <w:rPr>
-            <w:lang w:val="hi_IN" w:bidi="hi_IN"/>
-          </w:rPr>
-          <w:rPr>
-            <w:color w:val="0000EE"/>
-            <w:u w:val="single"/>
-          </w:rPr>
-          <w:t>27:1–12</w:t>
-        </w:r>
-      </w:hyperlink>
+      <w:r>
+        <w:rPr>
+          <w:lang w:val="hi_IN" w:bidi="hi_IN"/>
+        </w:rPr>
+        <w:t>1 शमू 21:10–15</w:t>
+      </w:r>
+      <w:r>
+        <w:rPr>
+          <w:lang w:val="hi_IN" w:bidi="hi_IN"/>
+        </w:rPr>
+        <w:t xml:space="preserve">; </w:t>
+      </w:r>
+      <w:r>
+        <w:rPr>
+          <w:lang w:val="hi_IN" w:bidi="hi_IN"/>
+        </w:rPr>
+        <w:t>27:1–12</w:t>
+      </w:r>
       <w:r>
         <w:rPr>
           <w:lang w:val="hi_IN" w:bidi="hi_IN"/>
         </w:rPr>
         <w:t>)। उन्होंने दाऊद को अपनी ही प्रजा से लड़ने से रोका (</w:t>
       </w:r>
-      <w:hyperlink r:id="rId31">
-        <w:r>
-          <w:rPr>
-            <w:lang w:val="hi_IN" w:bidi="hi_IN"/>
-          </w:rPr>
-          <w:rPr>
-            <w:color w:val="0000EE"/>
-            <w:u w:val="single"/>
-          </w:rPr>
-          <w:t>1 शमू 29:1–11</w:t>
-        </w:r>
-      </w:hyperlink>
+      <w:r>
+        <w:rPr>
+          <w:lang w:val="hi_IN" w:bidi="hi_IN"/>
+        </w:rPr>
+        <w:t>1 शमू 29:1–11</w:t>
+      </w:r>
       <w:r>
         <w:rPr>
           <w:lang w:val="hi_IN" w:bidi="hi_IN"/>
         </w:rPr>
         <w:t>)। उन्होंने शाऊल और उनके पुत्रों को मार डाला (</w:t>
       </w:r>
-      <w:hyperlink r:id="rId14">
-        <w:r>
-          <w:rPr>
-            <w:lang w:val="hi_IN" w:bidi="hi_IN"/>
-          </w:rPr>
-          <w:rPr>
-            <w:color w:val="0000EE"/>
-            <w:u w:val="single"/>
-          </w:rPr>
-          <w:t>1 शमू 31:1–13</w:t>
-        </w:r>
-      </w:hyperlink>
+      <w:r>
+        <w:rPr>
+          <w:lang w:val="hi_IN" w:bidi="hi_IN"/>
+        </w:rPr>
+        <w:t>1 शमू 31:1–13</w:t>
+      </w:r>
       <w:r>
         <w:rPr>
           <w:lang w:val="hi_IN" w:bidi="hi_IN"/>
         </w:rPr>
         <w:t xml:space="preserve">)। इससे दाऊद के राजा बनने की सम्भावना बनी। हालाँकि, अन्त में, पलिश्तियों ने परमेश्वर के न्याय का सामना किया (देखें </w:t>
       </w:r>
-      <w:hyperlink r:id="rId32">
-        <w:r>
-          <w:rPr>
-            <w:lang w:val="hi_IN" w:bidi="hi_IN"/>
-          </w:rPr>
-          <w:rPr>
-            <w:color w:val="0000EE"/>
-            <w:u w:val="single"/>
-          </w:rPr>
-          <w:t>यहेज 25:15–17</w:t>
-        </w:r>
-      </w:hyperlink>
-      <w:r>
-        <w:rPr>
-          <w:lang w:val="hi_IN" w:bidi="hi_IN"/>
-        </w:rPr>
-        <w:t xml:space="preserve">; </w:t>
-      </w:r>
-      <w:hyperlink r:id="rId33">
-        <w:r>
-          <w:rPr>
-            <w:lang w:val="hi_IN" w:bidi="hi_IN"/>
-          </w:rPr>
-          <w:rPr>
-            <w:color w:val="0000EE"/>
-            <w:u w:val="single"/>
-          </w:rPr>
-          <w:t>आमो 1:6–8</w:t>
-        </w:r>
-      </w:hyperlink>
+      <w:r>
+        <w:rPr>
+          <w:lang w:val="hi_IN" w:bidi="hi_IN"/>
+        </w:rPr>
+        <w:t>यहेज 25:15–17</w:t>
+      </w:r>
+      <w:r>
+        <w:rPr>
+          <w:lang w:val="hi_IN" w:bidi="hi_IN"/>
+        </w:rPr>
+        <w:t xml:space="preserve">; </w:t>
+      </w:r>
+      <w:r>
+        <w:rPr>
+          <w:lang w:val="hi_IN" w:bidi="hi_IN"/>
+        </w:rPr>
+        <w:t>आमो 1:6–8</w:t>
+      </w:r>
       <w:r>
         <w:rPr>
           <w:lang w:val="hi_IN" w:bidi="hi_IN"/>
@@ -792,378 +654,252 @@
           <w:lang w:val="hi_IN" w:bidi="hi_IN"/>
         </w:rPr>
       </w:r>
-      <w:hyperlink r:id="rId34">
-        <w:r>
-          <w:rPr>
-            <w:lang w:val="hi_IN" w:bidi="hi_IN"/>
-          </w:rPr>
-          <w:rPr>
-            <w:color w:val="0000EE"/>
-            <w:u w:val="single"/>
-          </w:rPr>
-          <w:t>उत्पत्ति 10:13–14</w:t>
-        </w:r>
-      </w:hyperlink>
-      <w:r>
-        <w:rPr>
-          <w:lang w:val="hi_IN" w:bidi="hi_IN"/>
-        </w:rPr>
-        <w:t xml:space="preserve">; </w:t>
-      </w:r>
-      <w:hyperlink r:id="rId35">
-        <w:r>
-          <w:rPr>
-            <w:lang w:val="hi_IN" w:bidi="hi_IN"/>
-          </w:rPr>
-          <w:rPr>
-            <w:color w:val="0000EE"/>
-            <w:u w:val="single"/>
-          </w:rPr>
-          <w:t>न्यायियों 3:1–3</w:t>
-        </w:r>
-      </w:hyperlink>
-      <w:r>
-        <w:rPr>
-          <w:lang w:val="hi_IN" w:bidi="hi_IN"/>
-        </w:rPr>
-        <w:t xml:space="preserve">; </w:t>
-      </w:r>
-      <w:hyperlink r:id="rId36">
-        <w:r>
-          <w:rPr>
-            <w:lang w:val="hi_IN" w:bidi="hi_IN"/>
-          </w:rPr>
-          <w:rPr>
-            <w:color w:val="0000EE"/>
-            <w:u w:val="single"/>
-          </w:rPr>
-          <w:t>न्यायियों 13:1–16:31</w:t>
-        </w:r>
-      </w:hyperlink>
-      <w:r>
-        <w:rPr>
-          <w:lang w:val="hi_IN" w:bidi="hi_IN"/>
-        </w:rPr>
-        <w:t xml:space="preserve">; </w:t>
-      </w:r>
-      <w:hyperlink r:id="rId37">
-        <w:r>
-          <w:rPr>
-            <w:lang w:val="hi_IN" w:bidi="hi_IN"/>
-          </w:rPr>
-          <w:rPr>
-            <w:color w:val="0000EE"/>
-            <w:u w:val="single"/>
-          </w:rPr>
-          <w:t>1 शमूएल 5:1–6:18</w:t>
-        </w:r>
-      </w:hyperlink>
-      <w:r>
-        <w:rPr>
-          <w:lang w:val="hi_IN" w:bidi="hi_IN"/>
-        </w:rPr>
-        <w:t xml:space="preserve">; </w:t>
-      </w:r>
-      <w:hyperlink r:id="rId38">
-        <w:r>
-          <w:rPr>
-            <w:lang w:val="hi_IN" w:bidi="hi_IN"/>
-          </w:rPr>
-          <w:rPr>
-            <w:color w:val="0000EE"/>
-            <w:u w:val="single"/>
-          </w:rPr>
-          <w:t>13:16–14:23</w:t>
-        </w:r>
-      </w:hyperlink>
-      <w:r>
-        <w:rPr>
-          <w:lang w:val="hi_IN" w:bidi="hi_IN"/>
-        </w:rPr>
-        <w:t xml:space="preserve">; </w:t>
-      </w:r>
-      <w:hyperlink r:id="rId29">
-        <w:r>
-          <w:rPr>
-            <w:lang w:val="hi_IN" w:bidi="hi_IN"/>
-          </w:rPr>
-          <w:rPr>
-            <w:color w:val="0000EE"/>
-            <w:u w:val="single"/>
-          </w:rPr>
-          <w:t>21:10–15</w:t>
-        </w:r>
-      </w:hyperlink>
-      <w:r>
-        <w:rPr>
-          <w:lang w:val="hi_IN" w:bidi="hi_IN"/>
-        </w:rPr>
-        <w:t xml:space="preserve">; </w:t>
-      </w:r>
-      <w:hyperlink r:id="rId17">
-        <w:r>
-          <w:rPr>
-            <w:lang w:val="hi_IN" w:bidi="hi_IN"/>
-          </w:rPr>
-          <w:rPr>
-            <w:color w:val="0000EE"/>
-            <w:u w:val="single"/>
-          </w:rPr>
-          <w:t>23:1–5</w:t>
-        </w:r>
-      </w:hyperlink>
+      <w:r>
+        <w:rPr>
+          <w:lang w:val="hi_IN" w:bidi="hi_IN"/>
+        </w:rPr>
+        <w:t>उत्पत्ति 10:13–14</w:t>
+      </w:r>
+      <w:r>
+        <w:rPr>
+          <w:lang w:val="hi_IN" w:bidi="hi_IN"/>
+        </w:rPr>
+        <w:t xml:space="preserve">; </w:t>
+      </w:r>
+      <w:r>
+        <w:rPr>
+          <w:lang w:val="hi_IN" w:bidi="hi_IN"/>
+        </w:rPr>
+        <w:t>न्यायियों 3:1–3</w:t>
+      </w:r>
+      <w:r>
+        <w:rPr>
+          <w:lang w:val="hi_IN" w:bidi="hi_IN"/>
+        </w:rPr>
+        <w:t xml:space="preserve">; </w:t>
+      </w:r>
+      <w:r>
+        <w:rPr>
+          <w:lang w:val="hi_IN" w:bidi="hi_IN"/>
+        </w:rPr>
+        <w:t>न्यायियों 13:1–16:31</w:t>
+      </w:r>
+      <w:r>
+        <w:rPr>
+          <w:lang w:val="hi_IN" w:bidi="hi_IN"/>
+        </w:rPr>
+        <w:t xml:space="preserve">; </w:t>
+      </w:r>
+      <w:r>
+        <w:rPr>
+          <w:lang w:val="hi_IN" w:bidi="hi_IN"/>
+        </w:rPr>
+        <w:t>1 शमूएल 5:1–6:18</w:t>
+      </w:r>
+      <w:r>
+        <w:rPr>
+          <w:lang w:val="hi_IN" w:bidi="hi_IN"/>
+        </w:rPr>
+        <w:t xml:space="preserve">; </w:t>
+      </w:r>
+      <w:r>
+        <w:rPr>
+          <w:lang w:val="hi_IN" w:bidi="hi_IN"/>
+        </w:rPr>
+        <w:t>13:16–14:23</w:t>
+      </w:r>
+      <w:r>
+        <w:rPr>
+          <w:lang w:val="hi_IN" w:bidi="hi_IN"/>
+        </w:rPr>
+        <w:t xml:space="preserve">; </w:t>
+      </w:r>
+      <w:r>
+        <w:rPr>
+          <w:lang w:val="hi_IN" w:bidi="hi_IN"/>
+        </w:rPr>
+        <w:t>21:10–15</w:t>
+      </w:r>
+      <w:r>
+        <w:rPr>
+          <w:lang w:val="hi_IN" w:bidi="hi_IN"/>
+        </w:rPr>
+        <w:t xml:space="preserve">; </w:t>
+      </w:r>
+      <w:r>
+        <w:rPr>
+          <w:lang w:val="hi_IN" w:bidi="hi_IN"/>
+        </w:rPr>
+        <w:t>23:1–5</w:t>
+      </w:r>
       <w:r>
         <w:rPr>
           <w:lang w:val="hi_IN" w:bidi="hi_IN"/>
         </w:rPr>
         <w:t xml:space="preserve">, </w:t>
       </w:r>
-      <w:hyperlink r:id="rId28">
-        <w:r>
-          <w:rPr>
-            <w:lang w:val="hi_IN" w:bidi="hi_IN"/>
-          </w:rPr>
-          <w:rPr>
-            <w:color w:val="0000EE"/>
-            <w:u w:val="single"/>
-          </w:rPr>
-          <w:t>26–28</w:t>
-        </w:r>
-      </w:hyperlink>
-      <w:r>
-        <w:rPr>
-          <w:lang w:val="hi_IN" w:bidi="hi_IN"/>
-        </w:rPr>
-        <w:t xml:space="preserve">; </w:t>
-      </w:r>
-      <w:hyperlink r:id="rId39">
-        <w:r>
-          <w:rPr>
-            <w:lang w:val="hi_IN" w:bidi="hi_IN"/>
-          </w:rPr>
-          <w:rPr>
-            <w:color w:val="0000EE"/>
-            <w:u w:val="single"/>
-          </w:rPr>
-          <w:t>31:1–10</w:t>
-        </w:r>
-      </w:hyperlink>
-      <w:r>
-        <w:rPr>
-          <w:lang w:val="hi_IN" w:bidi="hi_IN"/>
-        </w:rPr>
-        <w:t xml:space="preserve">; </w:t>
-      </w:r>
-      <w:hyperlink r:id="rId18">
-        <w:r>
-          <w:rPr>
-            <w:lang w:val="hi_IN" w:bidi="hi_IN"/>
-          </w:rPr>
-          <w:rPr>
-            <w:color w:val="0000EE"/>
-            <w:u w:val="single"/>
-          </w:rPr>
-          <w:t>2 शमूएल 5:17–25</w:t>
-        </w:r>
-      </w:hyperlink>
-      <w:r>
-        <w:rPr>
-          <w:lang w:val="hi_IN" w:bidi="hi_IN"/>
-        </w:rPr>
-        <w:t xml:space="preserve">; </w:t>
-      </w:r>
-      <w:hyperlink r:id="rId19">
-        <w:r>
-          <w:rPr>
-            <w:lang w:val="hi_IN" w:bidi="hi_IN"/>
-          </w:rPr>
-          <w:rPr>
-            <w:color w:val="0000EE"/>
-            <w:u w:val="single"/>
-          </w:rPr>
-          <w:t>8:1</w:t>
-        </w:r>
-      </w:hyperlink>
-      <w:r>
-        <w:rPr>
-          <w:lang w:val="hi_IN" w:bidi="hi_IN"/>
-        </w:rPr>
-        <w:t xml:space="preserve">; </w:t>
-      </w:r>
-      <w:hyperlink r:id="rId40">
-        <w:r>
-          <w:rPr>
-            <w:lang w:val="hi_IN" w:bidi="hi_IN"/>
-          </w:rPr>
-          <w:rPr>
-            <w:color w:val="0000EE"/>
-            <w:u w:val="single"/>
-          </w:rPr>
-          <w:t>21:15–22</w:t>
-        </w:r>
-      </w:hyperlink>
-      <w:r>
-        <w:rPr>
-          <w:lang w:val="hi_IN" w:bidi="hi_IN"/>
-        </w:rPr>
-        <w:t xml:space="preserve">; </w:t>
-      </w:r>
-      <w:hyperlink r:id="rId21">
-        <w:r>
-          <w:rPr>
-            <w:lang w:val="hi_IN" w:bidi="hi_IN"/>
-          </w:rPr>
-          <w:rPr>
-            <w:color w:val="0000EE"/>
-            <w:u w:val="single"/>
-          </w:rPr>
-          <w:t>2 राजा 18:8</w:t>
-        </w:r>
-      </w:hyperlink>
-      <w:r>
-        <w:rPr>
-          <w:lang w:val="hi_IN" w:bidi="hi_IN"/>
-        </w:rPr>
-        <w:t xml:space="preserve">; </w:t>
-      </w:r>
-      <w:hyperlink r:id="rId41">
-        <w:r>
-          <w:rPr>
-            <w:lang w:val="hi_IN" w:bidi="hi_IN"/>
-          </w:rPr>
-          <w:rPr>
-            <w:color w:val="0000EE"/>
-            <w:u w:val="single"/>
-          </w:rPr>
-          <w:t>2 इतिहास 17:10–11</w:t>
-        </w:r>
-      </w:hyperlink>
-      <w:r>
-        <w:rPr>
-          <w:lang w:val="hi_IN" w:bidi="hi_IN"/>
-        </w:rPr>
-        <w:t xml:space="preserve">; </w:t>
-      </w:r>
-      <w:hyperlink r:id="rId23">
-        <w:r>
-          <w:rPr>
-            <w:lang w:val="hi_IN" w:bidi="hi_IN"/>
-          </w:rPr>
-          <w:rPr>
-            <w:color w:val="0000EE"/>
-            <w:u w:val="single"/>
-          </w:rPr>
-          <w:t>21:16–17</w:t>
-        </w:r>
-      </w:hyperlink>
-      <w:r>
-        <w:rPr>
-          <w:lang w:val="hi_IN" w:bidi="hi_IN"/>
-        </w:rPr>
-        <w:t xml:space="preserve">; </w:t>
-      </w:r>
-      <w:hyperlink r:id="rId24">
-        <w:r>
-          <w:rPr>
-            <w:lang w:val="hi_IN" w:bidi="hi_IN"/>
-          </w:rPr>
-          <w:rPr>
-            <w:color w:val="0000EE"/>
-            <w:u w:val="single"/>
-          </w:rPr>
-          <w:t>26:6–7</w:t>
-        </w:r>
-      </w:hyperlink>
-      <w:r>
-        <w:rPr>
-          <w:lang w:val="hi_IN" w:bidi="hi_IN"/>
-        </w:rPr>
-        <w:t xml:space="preserve">; </w:t>
-      </w:r>
-      <w:hyperlink r:id="rId42">
-        <w:r>
-          <w:rPr>
-            <w:lang w:val="hi_IN" w:bidi="hi_IN"/>
-          </w:rPr>
-          <w:rPr>
-            <w:color w:val="0000EE"/>
-            <w:u w:val="single"/>
-          </w:rPr>
-          <w:t>28:18–19</w:t>
-        </w:r>
-      </w:hyperlink>
-      <w:r>
-        <w:rPr>
-          <w:lang w:val="hi_IN" w:bidi="hi_IN"/>
-        </w:rPr>
-        <w:t xml:space="preserve">; </w:t>
-      </w:r>
-      <w:hyperlink r:id="rId43">
-        <w:r>
-          <w:rPr>
-            <w:lang w:val="hi_IN" w:bidi="hi_IN"/>
-          </w:rPr>
-          <w:rPr>
-            <w:color w:val="0000EE"/>
-            <w:u w:val="single"/>
-          </w:rPr>
-          <w:t>यशायाह 2:6</w:t>
-        </w:r>
-      </w:hyperlink>
-      <w:r>
-        <w:rPr>
-          <w:lang w:val="hi_IN" w:bidi="hi_IN"/>
-        </w:rPr>
-        <w:t xml:space="preserve">; </w:t>
-      </w:r>
-      <w:hyperlink r:id="rId32">
-        <w:r>
-          <w:rPr>
-            <w:lang w:val="hi_IN" w:bidi="hi_IN"/>
-          </w:rPr>
-          <w:rPr>
-            <w:color w:val="0000EE"/>
-            <w:u w:val="single"/>
-          </w:rPr>
-          <w:t>यहेजकेल 25:15–17</w:t>
-        </w:r>
-      </w:hyperlink>
-      <w:r>
-        <w:rPr>
-          <w:lang w:val="hi_IN" w:bidi="hi_IN"/>
-        </w:rPr>
-        <w:t xml:space="preserve">; </w:t>
-      </w:r>
-      <w:hyperlink r:id="rId33">
-        <w:r>
-          <w:rPr>
-            <w:lang w:val="hi_IN" w:bidi="hi_IN"/>
-          </w:rPr>
-          <w:rPr>
-            <w:color w:val="0000EE"/>
-            <w:u w:val="single"/>
-          </w:rPr>
-          <w:t>आमोस 1:6–8</w:t>
-        </w:r>
-      </w:hyperlink>
-      <w:r>
-        <w:rPr>
-          <w:lang w:val="hi_IN" w:bidi="hi_IN"/>
-        </w:rPr>
-        <w:t xml:space="preserve">; </w:t>
-      </w:r>
-      <w:hyperlink r:id="rId44">
-        <w:r>
-          <w:rPr>
-            <w:lang w:val="hi_IN" w:bidi="hi_IN"/>
-          </w:rPr>
-          <w:rPr>
-            <w:color w:val="0000EE"/>
-            <w:u w:val="single"/>
-          </w:rPr>
-          <w:t>9:7</w:t>
-        </w:r>
-      </w:hyperlink>
+      <w:r>
+        <w:rPr>
+          <w:lang w:val="hi_IN" w:bidi="hi_IN"/>
+        </w:rPr>
+        <w:t>26–28</w:t>
+      </w:r>
+      <w:r>
+        <w:rPr>
+          <w:lang w:val="hi_IN" w:bidi="hi_IN"/>
+        </w:rPr>
+        <w:t xml:space="preserve">; </w:t>
+      </w:r>
+      <w:r>
+        <w:rPr>
+          <w:lang w:val="hi_IN" w:bidi="hi_IN"/>
+        </w:rPr>
+        <w:t>31:1–10</w:t>
+      </w:r>
+      <w:r>
+        <w:rPr>
+          <w:lang w:val="hi_IN" w:bidi="hi_IN"/>
+        </w:rPr>
+        <w:t xml:space="preserve">; </w:t>
+      </w:r>
+      <w:r>
+        <w:rPr>
+          <w:lang w:val="hi_IN" w:bidi="hi_IN"/>
+        </w:rPr>
+        <w:t>2 शमूएल 5:17–25</w:t>
+      </w:r>
+      <w:r>
+        <w:rPr>
+          <w:lang w:val="hi_IN" w:bidi="hi_IN"/>
+        </w:rPr>
+        <w:t xml:space="preserve">; </w:t>
+      </w:r>
+      <w:r>
+        <w:rPr>
+          <w:lang w:val="hi_IN" w:bidi="hi_IN"/>
+        </w:rPr>
+        <w:t>8:1</w:t>
+      </w:r>
+      <w:r>
+        <w:rPr>
+          <w:lang w:val="hi_IN" w:bidi="hi_IN"/>
+        </w:rPr>
+        <w:t xml:space="preserve">; </w:t>
+      </w:r>
+      <w:r>
+        <w:rPr>
+          <w:lang w:val="hi_IN" w:bidi="hi_IN"/>
+        </w:rPr>
+        <w:t>21:15–22</w:t>
+      </w:r>
+      <w:r>
+        <w:rPr>
+          <w:lang w:val="hi_IN" w:bidi="hi_IN"/>
+        </w:rPr>
+        <w:t xml:space="preserve">; </w:t>
+      </w:r>
+      <w:r>
+        <w:rPr>
+          <w:lang w:val="hi_IN" w:bidi="hi_IN"/>
+        </w:rPr>
+        <w:t>2 राजा 18:8</w:t>
+      </w:r>
+      <w:r>
+        <w:rPr>
+          <w:lang w:val="hi_IN" w:bidi="hi_IN"/>
+        </w:rPr>
+        <w:t xml:space="preserve">; </w:t>
+      </w:r>
+      <w:r>
+        <w:rPr>
+          <w:lang w:val="hi_IN" w:bidi="hi_IN"/>
+        </w:rPr>
+        <w:t>2 इतिहास 17:10–11</w:t>
+      </w:r>
+      <w:r>
+        <w:rPr>
+          <w:lang w:val="hi_IN" w:bidi="hi_IN"/>
+        </w:rPr>
+        <w:t xml:space="preserve">; </w:t>
+      </w:r>
+      <w:r>
+        <w:rPr>
+          <w:lang w:val="hi_IN" w:bidi="hi_IN"/>
+        </w:rPr>
+        <w:t>21:16–17</w:t>
+      </w:r>
+      <w:r>
+        <w:rPr>
+          <w:lang w:val="hi_IN" w:bidi="hi_IN"/>
+        </w:rPr>
+        <w:t xml:space="preserve">; </w:t>
+      </w:r>
+      <w:r>
+        <w:rPr>
+          <w:lang w:val="hi_IN" w:bidi="hi_IN"/>
+        </w:rPr>
+        <w:t>26:6–7</w:t>
+      </w:r>
+      <w:r>
+        <w:rPr>
+          <w:lang w:val="hi_IN" w:bidi="hi_IN"/>
+        </w:rPr>
+        <w:t xml:space="preserve">; </w:t>
+      </w:r>
+      <w:r>
+        <w:rPr>
+          <w:lang w:val="hi_IN" w:bidi="hi_IN"/>
+        </w:rPr>
+        <w:t>28:18–19</w:t>
+      </w:r>
+      <w:r>
+        <w:rPr>
+          <w:lang w:val="hi_IN" w:bidi="hi_IN"/>
+        </w:rPr>
+        <w:t xml:space="preserve">; </w:t>
+      </w:r>
+      <w:r>
+        <w:rPr>
+          <w:lang w:val="hi_IN" w:bidi="hi_IN"/>
+        </w:rPr>
+        <w:t>यशायाह 2:6</w:t>
+      </w:r>
+      <w:r>
+        <w:rPr>
+          <w:lang w:val="hi_IN" w:bidi="hi_IN"/>
+        </w:rPr>
+        <w:t xml:space="preserve">; </w:t>
+      </w:r>
+      <w:r>
+        <w:rPr>
+          <w:lang w:val="hi_IN" w:bidi="hi_IN"/>
+        </w:rPr>
+        <w:t>यहेजकेल 25:15–17</w:t>
+      </w:r>
+      <w:r>
+        <w:rPr>
+          <w:lang w:val="hi_IN" w:bidi="hi_IN"/>
+        </w:rPr>
+        <w:t xml:space="preserve">; </w:t>
+      </w:r>
+      <w:r>
+        <w:rPr>
+          <w:lang w:val="hi_IN" w:bidi="hi_IN"/>
+        </w:rPr>
+        <w:t>आमोस 1:6–8</w:t>
+      </w:r>
+      <w:r>
+        <w:rPr>
+          <w:lang w:val="hi_IN" w:bidi="hi_IN"/>
+        </w:rPr>
+        <w:t xml:space="preserve">; </w:t>
+      </w:r>
+      <w:r>
+        <w:rPr>
+          <w:lang w:val="hi_IN" w:bidi="hi_IN"/>
+        </w:rPr>
+        <w:t>9:7</w:t>
+      </w:r>
       <w:r>
         <w:rPr>
           <w:lang w:val="hi_IN" w:bidi="hi_IN"/>
@@ -1226,36 +962,24 @@
         </w:rPr>
         <w:t xml:space="preserve">यहूदिया के राज्यपाल के रूप में, पिलातुस ने रोमी सेनाओं और मन्दिर को नियंत्रित किया, जिसमें इनका धन भी शामिल था। केवल वही अपराधियों को मृत्यु की सजा देने का आदेश दे सकते थे (देखें </w:t>
       </w:r>
-      <w:hyperlink r:id="rId45">
-        <w:r>
-          <w:rPr>
-            <w:lang w:val="hi_IN" w:bidi="hi_IN"/>
-          </w:rPr>
-          <w:rPr>
-            <w:color w:val="0000EE"/>
-            <w:u w:val="single"/>
-          </w:rPr>
-          <w:t>यूह 18:31</w:t>
-        </w:r>
-      </w:hyperlink>
+      <w:r>
+        <w:rPr>
+          <w:lang w:val="hi_IN" w:bidi="hi_IN"/>
+        </w:rPr>
+        <w:t>यूह 18:31</w:t>
+      </w:r>
       <w:r>
         <w:rPr>
           <w:lang w:val="hi_IN" w:bidi="hi_IN"/>
         </w:rPr>
         <w:t>)। इसलिए, यहूदी अधिकारियों को यीशु को मारने के लिए पिलातुस के सामने आरोप प्रस्तुत करने पड़े (</w:t>
       </w:r>
-      <w:hyperlink r:id="rId46">
-        <w:r>
-          <w:rPr>
-            <w:lang w:val="hi_IN" w:bidi="hi_IN"/>
-          </w:rPr>
-          <w:rPr>
-            <w:color w:val="0000EE"/>
-            <w:u w:val="single"/>
-          </w:rPr>
-          <w:t>मर 15:1–4</w:t>
-        </w:r>
-      </w:hyperlink>
+      <w:r>
+        <w:rPr>
+          <w:lang w:val="hi_IN" w:bidi="hi_IN"/>
+        </w:rPr>
+        <w:t>मर 15:1–4</w:t>
+      </w:r>
       <w:r>
         <w:rPr>
           <w:lang w:val="hi_IN" w:bidi="hi_IN"/>
@@ -1315,18 +1039,12 @@
         </w:rPr>
         <w:t>एक अन्य अवसर पर, पिलातुस ने कुछ गलीलियों को मार डाला जब वे मंदिर में बलिदान चढ़ा रहे थे (</w:t>
       </w:r>
-      <w:hyperlink r:id="rId47">
-        <w:r>
-          <w:rPr>
-            <w:lang w:val="hi_IN" w:bidi="hi_IN"/>
-          </w:rPr>
-          <w:rPr>
-            <w:color w:val="0000EE"/>
-            <w:u w:val="single"/>
-          </w:rPr>
-          <w:t>लूका 13:1</w:t>
-        </w:r>
-      </w:hyperlink>
+      <w:r>
+        <w:rPr>
+          <w:lang w:val="hi_IN" w:bidi="hi_IN"/>
+        </w:rPr>
+        <w:t>लूका 13:1</w:t>
+      </w:r>
       <w:r>
         <w:rPr>
           <w:lang w:val="hi_IN" w:bidi="hi_IN"/>
@@ -1347,144 +1065,96 @@
         </w:rPr>
         <w:t>प्रत्येक सुसमाचार, यीशु की मृत्यु में पिलातुस की भूमिका का वर्णन करता है (</w:t>
       </w:r>
-      <w:hyperlink r:id="rId48">
-        <w:r>
-          <w:rPr>
-            <w:lang w:val="hi_IN" w:bidi="hi_IN"/>
-          </w:rPr>
-          <w:rPr>
-            <w:color w:val="0000EE"/>
-            <w:u w:val="single"/>
-          </w:rPr>
-          <w:t>मत्ती 27:11–26</w:t>
-        </w:r>
-      </w:hyperlink>
-      <w:r>
-        <w:rPr>
-          <w:lang w:val="hi_IN" w:bidi="hi_IN"/>
-        </w:rPr>
-        <w:t xml:space="preserve">; </w:t>
-      </w:r>
-      <w:hyperlink r:id="rId49">
-        <w:r>
-          <w:rPr>
-            <w:lang w:val="hi_IN" w:bidi="hi_IN"/>
-          </w:rPr>
-          <w:rPr>
-            <w:color w:val="0000EE"/>
-            <w:u w:val="single"/>
-          </w:rPr>
-          <w:t>मर 15:1:1–15</w:t>
-        </w:r>
-      </w:hyperlink>
-      <w:r>
-        <w:rPr>
-          <w:lang w:val="hi_IN" w:bidi="hi_IN"/>
-        </w:rPr>
-        <w:t xml:space="preserve">; </w:t>
-      </w:r>
-      <w:hyperlink r:id="rId50">
-        <w:r>
-          <w:rPr>
-            <w:lang w:val="hi_IN" w:bidi="hi_IN"/>
-          </w:rPr>
-          <w:rPr>
-            <w:color w:val="0000EE"/>
-            <w:u w:val="single"/>
-          </w:rPr>
-          <w:t>लूका 23:1–25</w:t>
-        </w:r>
-      </w:hyperlink>
-      <w:r>
-        <w:rPr>
-          <w:lang w:val="hi_IN" w:bidi="hi_IN"/>
-        </w:rPr>
-        <w:t xml:space="preserve">; </w:t>
-      </w:r>
-      <w:hyperlink r:id="rId51">
-        <w:r>
-          <w:rPr>
-            <w:lang w:val="hi_IN" w:bidi="hi_IN"/>
-          </w:rPr>
-          <w:rPr>
-            <w:color w:val="0000EE"/>
-            <w:u w:val="single"/>
-          </w:rPr>
-          <w:t>यूह 18:28–19:16</w:t>
-        </w:r>
-      </w:hyperlink>
+      <w:r>
+        <w:rPr>
+          <w:lang w:val="hi_IN" w:bidi="hi_IN"/>
+        </w:rPr>
+        <w:t>मत्ती 27:11–26</w:t>
+      </w:r>
+      <w:r>
+        <w:rPr>
+          <w:lang w:val="hi_IN" w:bidi="hi_IN"/>
+        </w:rPr>
+        <w:t xml:space="preserve">; </w:t>
+      </w:r>
+      <w:r>
+        <w:rPr>
+          <w:lang w:val="hi_IN" w:bidi="hi_IN"/>
+        </w:rPr>
+        <w:t>मर 15:1:1–15</w:t>
+      </w:r>
+      <w:r>
+        <w:rPr>
+          <w:lang w:val="hi_IN" w:bidi="hi_IN"/>
+        </w:rPr>
+        <w:t xml:space="preserve">; </w:t>
+      </w:r>
+      <w:r>
+        <w:rPr>
+          <w:lang w:val="hi_IN" w:bidi="hi_IN"/>
+        </w:rPr>
+        <w:t>लूका 23:1–25</w:t>
+      </w:r>
+      <w:r>
+        <w:rPr>
+          <w:lang w:val="hi_IN" w:bidi="hi_IN"/>
+        </w:rPr>
+        <w:t xml:space="preserve">; </w:t>
+      </w:r>
+      <w:r>
+        <w:rPr>
+          <w:lang w:val="hi_IN" w:bidi="hi_IN"/>
+        </w:rPr>
+        <w:t>यूह 18:28–19:16</w:t>
+      </w:r>
       <w:r>
         <w:rPr>
           <w:lang w:val="hi_IN" w:bidi="hi_IN"/>
         </w:rPr>
         <w:t xml:space="preserve">; देखें </w:t>
       </w:r>
-      <w:hyperlink r:id="rId52">
-        <w:r>
-          <w:rPr>
-            <w:lang w:val="hi_IN" w:bidi="hi_IN"/>
-          </w:rPr>
-          <w:rPr>
-            <w:color w:val="0000EE"/>
-            <w:u w:val="single"/>
-          </w:rPr>
-          <w:t>प्रेरि 3:13</w:t>
-        </w:r>
-      </w:hyperlink>
-      <w:r>
-        <w:rPr>
-          <w:lang w:val="hi_IN" w:bidi="hi_IN"/>
-        </w:rPr>
-        <w:t xml:space="preserve">; </w:t>
-      </w:r>
-      <w:hyperlink r:id="rId53">
-        <w:r>
-          <w:rPr>
-            <w:lang w:val="hi_IN" w:bidi="hi_IN"/>
-          </w:rPr>
-          <w:rPr>
-            <w:color w:val="0000EE"/>
-            <w:u w:val="single"/>
-          </w:rPr>
-          <w:t>4:27</w:t>
-        </w:r>
-      </w:hyperlink>
-      <w:r>
-        <w:rPr>
-          <w:lang w:val="hi_IN" w:bidi="hi_IN"/>
-        </w:rPr>
-        <w:t xml:space="preserve">; </w:t>
-      </w:r>
-      <w:hyperlink r:id="rId54">
-        <w:r>
-          <w:rPr>
-            <w:lang w:val="hi_IN" w:bidi="hi_IN"/>
-          </w:rPr>
-          <w:rPr>
-            <w:color w:val="0000EE"/>
-            <w:u w:val="single"/>
-          </w:rPr>
-          <w:t>13:28</w:t>
-        </w:r>
-      </w:hyperlink>
-      <w:r>
-        <w:rPr>
-          <w:lang w:val="hi_IN" w:bidi="hi_IN"/>
-        </w:rPr>
-        <w:t xml:space="preserve">; </w:t>
-      </w:r>
-      <w:hyperlink r:id="rId55">
-        <w:r>
-          <w:rPr>
-            <w:lang w:val="hi_IN" w:bidi="hi_IN"/>
-          </w:rPr>
-          <w:rPr>
-            <w:color w:val="0000EE"/>
-            <w:u w:val="single"/>
-          </w:rPr>
-          <w:t>1 तीमु 6:13</w:t>
-        </w:r>
-      </w:hyperlink>
+      <w:r>
+        <w:rPr>
+          <w:lang w:val="hi_IN" w:bidi="hi_IN"/>
+        </w:rPr>
+        <w:t>प्रेरि 3:13</w:t>
+      </w:r>
+      <w:r>
+        <w:rPr>
+          <w:lang w:val="hi_IN" w:bidi="hi_IN"/>
+        </w:rPr>
+        <w:t xml:space="preserve">; </w:t>
+      </w:r>
+      <w:r>
+        <w:rPr>
+          <w:lang w:val="hi_IN" w:bidi="hi_IN"/>
+        </w:rPr>
+        <w:t>4:27</w:t>
+      </w:r>
+      <w:r>
+        <w:rPr>
+          <w:lang w:val="hi_IN" w:bidi="hi_IN"/>
+        </w:rPr>
+        <w:t xml:space="preserve">; </w:t>
+      </w:r>
+      <w:r>
+        <w:rPr>
+          <w:lang w:val="hi_IN" w:bidi="hi_IN"/>
+        </w:rPr>
+        <w:t>13:28</w:t>
+      </w:r>
+      <w:r>
+        <w:rPr>
+          <w:lang w:val="hi_IN" w:bidi="hi_IN"/>
+        </w:rPr>
+        <w:t xml:space="preserve">; </w:t>
+      </w:r>
+      <w:r>
+        <w:rPr>
+          <w:lang w:val="hi_IN" w:bidi="hi_IN"/>
+        </w:rPr>
+        <w:t>1 तीमु 6:13</w:t>
+      </w:r>
       <w:r>
         <w:rPr>
           <w:lang w:val="hi_IN" w:bidi="hi_IN"/>
@@ -1505,126 +1175,84 @@
         </w:rPr>
         <w:t>इस बीच, उनकी पत्नी "उस निर्दोष पुरुष" के बारे में एक सपना देखकर परेशान थी (</w:t>
       </w:r>
-      <w:hyperlink r:id="rId56">
-        <w:r>
-          <w:rPr>
-            <w:lang w:val="hi_IN" w:bidi="hi_IN"/>
-          </w:rPr>
-          <w:rPr>
-            <w:color w:val="0000EE"/>
-            <w:u w:val="single"/>
-          </w:rPr>
-          <w:t>मत्ती 27:19</w:t>
-        </w:r>
-      </w:hyperlink>
+      <w:r>
+        <w:rPr>
+          <w:lang w:val="hi_IN" w:bidi="hi_IN"/>
+        </w:rPr>
+        <w:t>मत्ती 27:19</w:t>
+      </w:r>
       <w:r>
         <w:rPr>
           <w:lang w:val="hi_IN" w:bidi="hi_IN"/>
         </w:rPr>
         <w:t>)। हालांकि, भीड़ धमकी देने लगी और यहूदी नेताओं ने सुझाव दिया कि पिलातुस यीशु को रोम के लिए खतरे के रूप में गंभीरता से नहीं ले रहे थे। पिलातुस ने उनके दबाव के आगे झुकते हुए यीशु को कोड़े मारने और क्रूस पर चढ़ाने का आदेश दिया, उनके ऊपर एक चिन्ह पर "यहूदियों का राजा" का शीर्षक लिखा। पिलातुस ने एसा करने से पहले बहुत जोरदार तरीके से इसका विरोध किया और स्वयं को इस अन्यायपूर्ण मृत्यु के लिए निर्दोष घोषित किया (</w:t>
       </w:r>
-      <w:hyperlink r:id="rId57">
-        <w:r>
-          <w:rPr>
-            <w:lang w:val="hi_IN" w:bidi="hi_IN"/>
-          </w:rPr>
-          <w:rPr>
-            <w:color w:val="0000EE"/>
-            <w:u w:val="single"/>
-          </w:rPr>
-          <w:t>मत्ती 27:18–25</w:t>
-        </w:r>
-      </w:hyperlink>
-      <w:r>
-        <w:rPr>
-          <w:lang w:val="hi_IN" w:bidi="hi_IN"/>
-        </w:rPr>
-        <w:t xml:space="preserve">; </w:t>
-      </w:r>
-      <w:hyperlink r:id="rId58">
-        <w:r>
-          <w:rPr>
-            <w:lang w:val="hi_IN" w:bidi="hi_IN"/>
-          </w:rPr>
-          <w:rPr>
-            <w:color w:val="0000EE"/>
-            <w:u w:val="single"/>
-          </w:rPr>
-          <w:t>मर 15:14</w:t>
-        </w:r>
-      </w:hyperlink>
-      <w:r>
-        <w:rPr>
-          <w:lang w:val="hi_IN" w:bidi="hi_IN"/>
-        </w:rPr>
-        <w:t xml:space="preserve">; </w:t>
-      </w:r>
-      <w:hyperlink r:id="rId59">
-        <w:r>
-          <w:rPr>
-            <w:lang w:val="hi_IN" w:bidi="hi_IN"/>
-          </w:rPr>
-          <w:rPr>
-            <w:color w:val="0000EE"/>
-            <w:u w:val="single"/>
-          </w:rPr>
-          <w:t>लूका 23:4</w:t>
-        </w:r>
-      </w:hyperlink>
+      <w:r>
+        <w:rPr>
+          <w:lang w:val="hi_IN" w:bidi="hi_IN"/>
+        </w:rPr>
+        <w:t>मत्ती 27:18–25</w:t>
+      </w:r>
+      <w:r>
+        <w:rPr>
+          <w:lang w:val="hi_IN" w:bidi="hi_IN"/>
+        </w:rPr>
+        <w:t xml:space="preserve">; </w:t>
+      </w:r>
+      <w:r>
+        <w:rPr>
+          <w:lang w:val="hi_IN" w:bidi="hi_IN"/>
+        </w:rPr>
+        <w:t>मर 15:14</w:t>
+      </w:r>
+      <w:r>
+        <w:rPr>
+          <w:lang w:val="hi_IN" w:bidi="hi_IN"/>
+        </w:rPr>
+        <w:t xml:space="preserve">; </w:t>
+      </w:r>
+      <w:r>
+        <w:rPr>
+          <w:lang w:val="hi_IN" w:bidi="hi_IN"/>
+        </w:rPr>
+        <w:t>लूका 23:4</w:t>
+      </w:r>
       <w:r>
         <w:rPr>
           <w:lang w:val="hi_IN" w:bidi="hi_IN"/>
         </w:rPr>
         <w:t xml:space="preserve">, </w:t>
       </w:r>
-      <w:hyperlink r:id="rId60">
-        <w:r>
-          <w:rPr>
-            <w:lang w:val="hi_IN" w:bidi="hi_IN"/>
-          </w:rPr>
-          <w:rPr>
-            <w:color w:val="0000EE"/>
-            <w:u w:val="single"/>
-          </w:rPr>
-          <w:t>13–23</w:t>
-        </w:r>
-      </w:hyperlink>
-      <w:r>
-        <w:rPr>
-          <w:lang w:val="hi_IN" w:bidi="hi_IN"/>
-        </w:rPr>
-        <w:t xml:space="preserve">; </w:t>
-      </w:r>
-      <w:hyperlink r:id="rId61">
-        <w:r>
-          <w:rPr>
-            <w:lang w:val="hi_IN" w:bidi="hi_IN"/>
-          </w:rPr>
-          <w:rPr>
-            <w:color w:val="0000EE"/>
-            <w:u w:val="single"/>
-          </w:rPr>
-          <w:t>यूह 18:38</w:t>
-        </w:r>
-      </w:hyperlink>
-      <w:r>
-        <w:rPr>
-          <w:lang w:val="hi_IN" w:bidi="hi_IN"/>
-        </w:rPr>
-        <w:t xml:space="preserve">; </w:t>
-      </w:r>
-      <w:hyperlink r:id="rId62">
-        <w:r>
-          <w:rPr>
-            <w:lang w:val="hi_IN" w:bidi="hi_IN"/>
-          </w:rPr>
-          <w:rPr>
-            <w:color w:val="0000EE"/>
-            <w:u w:val="single"/>
-          </w:rPr>
-          <w:t>19:4–16</w:t>
-        </w:r>
-      </w:hyperlink>
+      <w:r>
+        <w:rPr>
+          <w:lang w:val="hi_IN" w:bidi="hi_IN"/>
+        </w:rPr>
+        <w:t>13–23</w:t>
+      </w:r>
+      <w:r>
+        <w:rPr>
+          <w:lang w:val="hi_IN" w:bidi="hi_IN"/>
+        </w:rPr>
+        <w:t xml:space="preserve">; </w:t>
+      </w:r>
+      <w:r>
+        <w:rPr>
+          <w:lang w:val="hi_IN" w:bidi="hi_IN"/>
+        </w:rPr>
+        <w:t>यूह 18:38</w:t>
+      </w:r>
+      <w:r>
+        <w:rPr>
+          <w:lang w:val="hi_IN" w:bidi="hi_IN"/>
+        </w:rPr>
+        <w:t xml:space="preserve">; </w:t>
+      </w:r>
+      <w:r>
+        <w:rPr>
+          <w:lang w:val="hi_IN" w:bidi="hi_IN"/>
+        </w:rPr>
+        <w:t>19:4–16</w:t>
+      </w:r>
       <w:r>
         <w:rPr>
           <w:lang w:val="hi_IN" w:bidi="hi_IN"/>
@@ -1645,72 +1273,48 @@
         </w:rPr>
         <w:t>यीशु की मृत्यु के बाद, पिलातुस ने अरिमतियाह के यूसुफ को यीशु का शरीर क्रूस से उतारने और उसे दफनाने की अनुमति दी (</w:t>
       </w:r>
-      <w:hyperlink r:id="rId63">
-        <w:r>
-          <w:rPr>
-            <w:lang w:val="hi_IN" w:bidi="hi_IN"/>
-          </w:rPr>
-          <w:rPr>
-            <w:color w:val="0000EE"/>
-            <w:u w:val="single"/>
-          </w:rPr>
-          <w:t>मत्ती 27:57–61</w:t>
-        </w:r>
-      </w:hyperlink>
-      <w:r>
-        <w:rPr>
-          <w:lang w:val="hi_IN" w:bidi="hi_IN"/>
-        </w:rPr>
-        <w:t xml:space="preserve">; </w:t>
-      </w:r>
-      <w:hyperlink r:id="rId64">
-        <w:r>
-          <w:rPr>
-            <w:lang w:val="hi_IN" w:bidi="hi_IN"/>
-          </w:rPr>
-          <w:rPr>
-            <w:color w:val="0000EE"/>
-            <w:u w:val="single"/>
-          </w:rPr>
-          <w:t>मर 15:42–46</w:t>
-        </w:r>
-      </w:hyperlink>
-      <w:r>
-        <w:rPr>
-          <w:lang w:val="hi_IN" w:bidi="hi_IN"/>
-        </w:rPr>
-        <w:t xml:space="preserve">; </w:t>
-      </w:r>
-      <w:hyperlink r:id="rId65">
-        <w:r>
-          <w:rPr>
-            <w:lang w:val="hi_IN" w:bidi="hi_IN"/>
-          </w:rPr>
-          <w:rPr>
-            <w:color w:val="0000EE"/>
-            <w:u w:val="single"/>
-          </w:rPr>
-          <w:t>लूका 23:50–53</w:t>
-        </w:r>
-      </w:hyperlink>
-      <w:r>
-        <w:rPr>
-          <w:lang w:val="hi_IN" w:bidi="hi_IN"/>
-        </w:rPr>
-        <w:t xml:space="preserve">; </w:t>
-      </w:r>
-      <w:hyperlink r:id="rId66">
-        <w:r>
-          <w:rPr>
-            <w:lang w:val="hi_IN" w:bidi="hi_IN"/>
-          </w:rPr>
-          <w:rPr>
-            <w:color w:val="0000EE"/>
-            <w:u w:val="single"/>
-          </w:rPr>
-          <w:t>यूह 19:38–42</w:t>
-        </w:r>
-      </w:hyperlink>
+      <w:r>
+        <w:rPr>
+          <w:lang w:val="hi_IN" w:bidi="hi_IN"/>
+        </w:rPr>
+        <w:t>मत्ती 27:57–61</w:t>
+      </w:r>
+      <w:r>
+        <w:rPr>
+          <w:lang w:val="hi_IN" w:bidi="hi_IN"/>
+        </w:rPr>
+        <w:t xml:space="preserve">; </w:t>
+      </w:r>
+      <w:r>
+        <w:rPr>
+          <w:lang w:val="hi_IN" w:bidi="hi_IN"/>
+        </w:rPr>
+        <w:t>मर 15:42–46</w:t>
+      </w:r>
+      <w:r>
+        <w:rPr>
+          <w:lang w:val="hi_IN" w:bidi="hi_IN"/>
+        </w:rPr>
+        <w:t xml:space="preserve">; </w:t>
+      </w:r>
+      <w:r>
+        <w:rPr>
+          <w:lang w:val="hi_IN" w:bidi="hi_IN"/>
+        </w:rPr>
+        <w:t>लूका 23:50–53</w:t>
+      </w:r>
+      <w:r>
+        <w:rPr>
+          <w:lang w:val="hi_IN" w:bidi="hi_IN"/>
+        </w:rPr>
+        <w:t xml:space="preserve">; </w:t>
+      </w:r>
+      <w:r>
+        <w:rPr>
+          <w:lang w:val="hi_IN" w:bidi="hi_IN"/>
+        </w:rPr>
+        <w:t>यूह 19:38–42</w:t>
+      </w:r>
       <w:r>
         <w:rPr>
           <w:lang w:val="hi_IN" w:bidi="hi_IN"/>
@@ -1729,18 +1333,12 @@
         </w:rPr>
         <w:t xml:space="preserve"> (</w:t>
       </w:r>
-      <w:hyperlink r:id="rId67">
-        <w:r>
-          <w:rPr>
-            <w:lang w:val="hi_IN" w:bidi="hi_IN"/>
-          </w:rPr>
-          <w:rPr>
-            <w:color w:val="0000EE"/>
-            <w:u w:val="single"/>
-          </w:rPr>
-          <w:t>मत्ती 27:62–66</w:t>
-        </w:r>
-      </w:hyperlink>
+      <w:r>
+        <w:rPr>
+          <w:lang w:val="hi_IN" w:bidi="hi_IN"/>
+        </w:rPr>
+        <w:t>मत्ती 27:62–66</w:t>
+      </w:r>
       <w:r>
         <w:rPr>
           <w:lang w:val="hi_IN" w:bidi="hi_IN"/>
@@ -1810,306 +1408,204 @@
           <w:lang w:val="hi_IN" w:bidi="hi_IN"/>
         </w:rPr>
       </w:r>
-      <w:hyperlink r:id="rId68">
-        <w:r>
-          <w:rPr>
-            <w:lang w:val="hi_IN" w:bidi="hi_IN"/>
-          </w:rPr>
-          <w:rPr>
-            <w:color w:val="0000EE"/>
-            <w:u w:val="single"/>
-          </w:rPr>
-          <w:t>मत्ती 27:2</w:t>
-        </w:r>
-      </w:hyperlink>
+      <w:r>
+        <w:rPr>
+          <w:lang w:val="hi_IN" w:bidi="hi_IN"/>
+        </w:rPr>
+        <w:t>मत्ती 27:2</w:t>
+      </w:r>
       <w:r>
         <w:rPr>
           <w:lang w:val="hi_IN" w:bidi="hi_IN"/>
         </w:rPr>
         <w:t xml:space="preserve">, </w:t>
       </w:r>
-      <w:hyperlink r:id="rId48">
-        <w:r>
-          <w:rPr>
-            <w:lang w:val="hi_IN" w:bidi="hi_IN"/>
-          </w:rPr>
-          <w:rPr>
-            <w:color w:val="0000EE"/>
-            <w:u w:val="single"/>
-          </w:rPr>
-          <w:t>11–26</w:t>
-        </w:r>
-      </w:hyperlink>
+      <w:r>
+        <w:rPr>
+          <w:lang w:val="hi_IN" w:bidi="hi_IN"/>
+        </w:rPr>
+        <w:t>11–26</w:t>
+      </w:r>
       <w:r>
         <w:rPr>
           <w:lang w:val="hi_IN" w:bidi="hi_IN"/>
         </w:rPr>
         <w:t xml:space="preserve">, </w:t>
       </w:r>
-      <w:hyperlink r:id="rId69">
-        <w:r>
-          <w:rPr>
-            <w:lang w:val="hi_IN" w:bidi="hi_IN"/>
-          </w:rPr>
-          <w:rPr>
-            <w:color w:val="0000EE"/>
-            <w:u w:val="single"/>
-          </w:rPr>
-          <w:t>57–58</w:t>
-        </w:r>
-      </w:hyperlink>
+      <w:r>
+        <w:rPr>
+          <w:lang w:val="hi_IN" w:bidi="hi_IN"/>
+        </w:rPr>
+        <w:t>57–58</w:t>
+      </w:r>
       <w:r>
         <w:rPr>
           <w:lang w:val="hi_IN" w:bidi="hi_IN"/>
         </w:rPr>
         <w:t xml:space="preserve">, </w:t>
       </w:r>
-      <w:hyperlink r:id="rId70">
-        <w:r>
-          <w:rPr>
-            <w:lang w:val="hi_IN" w:bidi="hi_IN"/>
-          </w:rPr>
-          <w:rPr>
-            <w:color w:val="0000EE"/>
-            <w:u w:val="single"/>
-          </w:rPr>
-          <w:t>62–65</w:t>
-        </w:r>
-      </w:hyperlink>
-      <w:r>
-        <w:rPr>
-          <w:lang w:val="hi_IN" w:bidi="hi_IN"/>
-        </w:rPr>
-        <w:t xml:space="preserve">; </w:t>
-      </w:r>
-      <w:hyperlink r:id="rId49">
-        <w:r>
-          <w:rPr>
-            <w:lang w:val="hi_IN" w:bidi="hi_IN"/>
-          </w:rPr>
-          <w:rPr>
-            <w:color w:val="0000EE"/>
-            <w:u w:val="single"/>
-          </w:rPr>
-          <w:t>मरकुस 15:1–15</w:t>
-        </w:r>
-      </w:hyperlink>
+      <w:r>
+        <w:rPr>
+          <w:lang w:val="hi_IN" w:bidi="hi_IN"/>
+        </w:rPr>
+        <w:t>62–65</w:t>
+      </w:r>
+      <w:r>
+        <w:rPr>
+          <w:lang w:val="hi_IN" w:bidi="hi_IN"/>
+        </w:rPr>
+        <w:t xml:space="preserve">; </w:t>
+      </w:r>
+      <w:r>
+        <w:rPr>
+          <w:lang w:val="hi_IN" w:bidi="hi_IN"/>
+        </w:rPr>
+        <w:t>मरकुस 15:1–15</w:t>
+      </w:r>
       <w:r>
         <w:rPr>
           <w:lang w:val="hi_IN" w:bidi="hi_IN"/>
         </w:rPr>
         <w:t xml:space="preserve">, </w:t>
       </w:r>
-      <w:hyperlink r:id="rId71">
-        <w:r>
-          <w:rPr>
-            <w:lang w:val="hi_IN" w:bidi="hi_IN"/>
-          </w:rPr>
-          <w:rPr>
-            <w:color w:val="0000EE"/>
-            <w:u w:val="single"/>
-          </w:rPr>
-          <w:t>43–45</w:t>
-        </w:r>
-      </w:hyperlink>
-      <w:r>
-        <w:rPr>
-          <w:lang w:val="hi_IN" w:bidi="hi_IN"/>
-        </w:rPr>
-        <w:t xml:space="preserve">; </w:t>
-      </w:r>
-      <w:hyperlink r:id="rId72">
-        <w:r>
-          <w:rPr>
-            <w:lang w:val="hi_IN" w:bidi="hi_IN"/>
-          </w:rPr>
-          <w:rPr>
-            <w:color w:val="0000EE"/>
-            <w:u w:val="single"/>
-          </w:rPr>
-          <w:t>लूका 3:1</w:t>
-        </w:r>
-      </w:hyperlink>
-      <w:r>
-        <w:rPr>
-          <w:lang w:val="hi_IN" w:bidi="hi_IN"/>
-        </w:rPr>
-        <w:t xml:space="preserve">; </w:t>
-      </w:r>
-      <w:hyperlink r:id="rId47">
-        <w:r>
-          <w:rPr>
-            <w:lang w:val="hi_IN" w:bidi="hi_IN"/>
-          </w:rPr>
-          <w:rPr>
-            <w:color w:val="0000EE"/>
-            <w:u w:val="single"/>
-          </w:rPr>
-          <w:t>13:1</w:t>
-        </w:r>
-      </w:hyperlink>
-      <w:r>
-        <w:rPr>
-          <w:lang w:val="hi_IN" w:bidi="hi_IN"/>
-        </w:rPr>
-        <w:t xml:space="preserve">; </w:t>
-      </w:r>
-      <w:hyperlink r:id="rId50">
-        <w:r>
-          <w:rPr>
-            <w:lang w:val="hi_IN" w:bidi="hi_IN"/>
-          </w:rPr>
-          <w:rPr>
-            <w:color w:val="0000EE"/>
-            <w:u w:val="single"/>
-          </w:rPr>
-          <w:t>23:1–25</w:t>
-        </w:r>
-      </w:hyperlink>
+      <w:r>
+        <w:rPr>
+          <w:lang w:val="hi_IN" w:bidi="hi_IN"/>
+        </w:rPr>
+        <w:t>43–45</w:t>
+      </w:r>
+      <w:r>
+        <w:rPr>
+          <w:lang w:val="hi_IN" w:bidi="hi_IN"/>
+        </w:rPr>
+        <w:t xml:space="preserve">; </w:t>
+      </w:r>
+      <w:r>
+        <w:rPr>
+          <w:lang w:val="hi_IN" w:bidi="hi_IN"/>
+        </w:rPr>
+        <w:t>लूका 3:1</w:t>
+      </w:r>
+      <w:r>
+        <w:rPr>
+          <w:lang w:val="hi_IN" w:bidi="hi_IN"/>
+        </w:rPr>
+        <w:t xml:space="preserve">; </w:t>
+      </w:r>
+      <w:r>
+        <w:rPr>
+          <w:lang w:val="hi_IN" w:bidi="hi_IN"/>
+        </w:rPr>
+        <w:t>13:1</w:t>
+      </w:r>
+      <w:r>
+        <w:rPr>
+          <w:lang w:val="hi_IN" w:bidi="hi_IN"/>
+        </w:rPr>
+        <w:t xml:space="preserve">; </w:t>
+      </w:r>
+      <w:r>
+        <w:rPr>
+          <w:lang w:val="hi_IN" w:bidi="hi_IN"/>
+        </w:rPr>
+        <w:t>23:1–25</w:t>
+      </w:r>
       <w:r>
         <w:rPr>
           <w:lang w:val="hi_IN" w:bidi="hi_IN"/>
         </w:rPr>
         <w:t xml:space="preserve">, </w:t>
       </w:r>
-      <w:hyperlink r:id="rId73">
-        <w:r>
-          <w:rPr>
-            <w:lang w:val="hi_IN" w:bidi="hi_IN"/>
-          </w:rPr>
-          <w:rPr>
-            <w:color w:val="0000EE"/>
-            <w:u w:val="single"/>
-          </w:rPr>
-          <w:t>52</w:t>
-        </w:r>
-      </w:hyperlink>
-      <w:r>
-        <w:rPr>
-          <w:lang w:val="hi_IN" w:bidi="hi_IN"/>
-        </w:rPr>
-        <w:t xml:space="preserve">; </w:t>
-      </w:r>
-      <w:hyperlink r:id="rId51">
-        <w:r>
-          <w:rPr>
-            <w:lang w:val="hi_IN" w:bidi="hi_IN"/>
-          </w:rPr>
-          <w:rPr>
-            <w:color w:val="0000EE"/>
-            <w:u w:val="single"/>
-          </w:rPr>
-          <w:t>18:28–19:16</w:t>
-        </w:r>
-      </w:hyperlink>
-      <w:r>
-        <w:rPr>
-          <w:lang w:val="hi_IN" w:bidi="hi_IN"/>
-        </w:rPr>
-        <w:t xml:space="preserve">; </w:t>
-      </w:r>
-      <w:hyperlink r:id="rId74">
-        <w:r>
-          <w:rPr>
-            <w:lang w:val="hi_IN" w:bidi="hi_IN"/>
-          </w:rPr>
-          <w:rPr>
-            <w:color w:val="0000EE"/>
-            <w:u w:val="single"/>
-          </w:rPr>
-          <w:t>19:31</w:t>
-        </w:r>
-      </w:hyperlink>
+      <w:r>
+        <w:rPr>
+          <w:lang w:val="hi_IN" w:bidi="hi_IN"/>
+        </w:rPr>
+        <w:t>52</w:t>
+      </w:r>
+      <w:r>
+        <w:rPr>
+          <w:lang w:val="hi_IN" w:bidi="hi_IN"/>
+        </w:rPr>
+        <w:t xml:space="preserve">; </w:t>
+      </w:r>
+      <w:r>
+        <w:rPr>
+          <w:lang w:val="hi_IN" w:bidi="hi_IN"/>
+        </w:rPr>
+        <w:t>18:28–19:16</w:t>
+      </w:r>
+      <w:r>
+        <w:rPr>
+          <w:lang w:val="hi_IN" w:bidi="hi_IN"/>
+        </w:rPr>
+        <w:t xml:space="preserve">; </w:t>
+      </w:r>
+      <w:r>
+        <w:rPr>
+          <w:lang w:val="hi_IN" w:bidi="hi_IN"/>
+        </w:rPr>
+        <w:t>19:31</w:t>
+      </w:r>
       <w:r>
         <w:rPr>
           <w:lang w:val="hi_IN" w:bidi="hi_IN"/>
         </w:rPr>
         <w:t xml:space="preserve">, </w:t>
       </w:r>
-      <w:hyperlink r:id="rId75">
-        <w:r>
-          <w:rPr>
-            <w:lang w:val="hi_IN" w:bidi="hi_IN"/>
-          </w:rPr>
-          <w:rPr>
-            <w:color w:val="0000EE"/>
-            <w:u w:val="single"/>
-          </w:rPr>
-          <w:t>38</w:t>
-        </w:r>
-      </w:hyperlink>
-      <w:r>
-        <w:rPr>
-          <w:lang w:val="hi_IN" w:bidi="hi_IN"/>
-        </w:rPr>
-        <w:t xml:space="preserve">; </w:t>
-      </w:r>
-      <w:hyperlink r:id="rId52">
-        <w:r>
-          <w:rPr>
-            <w:lang w:val="hi_IN" w:bidi="hi_IN"/>
-          </w:rPr>
-          <w:rPr>
-            <w:color w:val="0000EE"/>
-            <w:u w:val="single"/>
-          </w:rPr>
-          <w:t>प्रेरितों के काम 3:13</w:t>
-        </w:r>
-      </w:hyperlink>
-      <w:r>
-        <w:rPr>
-          <w:lang w:val="hi_IN" w:bidi="hi_IN"/>
-        </w:rPr>
-        <w:t xml:space="preserve">; </w:t>
-      </w:r>
-      <w:hyperlink r:id="rId53">
-        <w:r>
-          <w:rPr>
-            <w:lang w:val="hi_IN" w:bidi="hi_IN"/>
-          </w:rPr>
-          <w:rPr>
-            <w:color w:val="0000EE"/>
-            <w:u w:val="single"/>
-          </w:rPr>
-          <w:t>4:27</w:t>
-        </w:r>
-      </w:hyperlink>
-      <w:r>
-        <w:rPr>
-          <w:lang w:val="hi_IN" w:bidi="hi_IN"/>
-        </w:rPr>
-        <w:t xml:space="preserve">; </w:t>
-      </w:r>
-      <w:hyperlink r:id="rId54">
-        <w:r>
-          <w:rPr>
-            <w:lang w:val="hi_IN" w:bidi="hi_IN"/>
-          </w:rPr>
-          <w:rPr>
-            <w:color w:val="0000EE"/>
-            <w:u w:val="single"/>
-          </w:rPr>
-          <w:t>13:28</w:t>
-        </w:r>
-      </w:hyperlink>
-      <w:r>
-        <w:rPr>
-          <w:lang w:val="hi_IN" w:bidi="hi_IN"/>
-        </w:rPr>
-        <w:t xml:space="preserve">; </w:t>
-      </w:r>
-      <w:hyperlink r:id="rId55">
-        <w:r>
-          <w:rPr>
-            <w:lang w:val="hi_IN" w:bidi="hi_IN"/>
-          </w:rPr>
-          <w:rPr>
-            <w:color w:val="0000EE"/>
-            <w:u w:val="single"/>
-          </w:rPr>
-          <w:t>1 तीमुथियुस 6:13</w:t>
-        </w:r>
-      </w:hyperlink>
+      <w:r>
+        <w:rPr>
+          <w:lang w:val="hi_IN" w:bidi="hi_IN"/>
+        </w:rPr>
+        <w:t>38</w:t>
+      </w:r>
+      <w:r>
+        <w:rPr>
+          <w:lang w:val="hi_IN" w:bidi="hi_IN"/>
+        </w:rPr>
+        <w:t xml:space="preserve">; </w:t>
+      </w:r>
+      <w:r>
+        <w:rPr>
+          <w:lang w:val="hi_IN" w:bidi="hi_IN"/>
+        </w:rPr>
+        <w:t>प्रेरितों के काम 3:13</w:t>
+      </w:r>
+      <w:r>
+        <w:rPr>
+          <w:lang w:val="hi_IN" w:bidi="hi_IN"/>
+        </w:rPr>
+        <w:t xml:space="preserve">; </w:t>
+      </w:r>
+      <w:r>
+        <w:rPr>
+          <w:lang w:val="hi_IN" w:bidi="hi_IN"/>
+        </w:rPr>
+        <w:t>4:27</w:t>
+      </w:r>
+      <w:r>
+        <w:rPr>
+          <w:lang w:val="hi_IN" w:bidi="hi_IN"/>
+        </w:rPr>
+        <w:t xml:space="preserve">; </w:t>
+      </w:r>
+      <w:r>
+        <w:rPr>
+          <w:lang w:val="hi_IN" w:bidi="hi_IN"/>
+        </w:rPr>
+        <w:t>13:28</w:t>
+      </w:r>
+      <w:r>
+        <w:rPr>
+          <w:lang w:val="hi_IN" w:bidi="hi_IN"/>
+        </w:rPr>
+        <w:t xml:space="preserve">; </w:t>
+      </w:r>
+      <w:r>
+        <w:rPr>
+          <w:lang w:val="hi_IN" w:bidi="hi_IN"/>
+        </w:rPr>
+        <w:t>1 तीमुथियुस 6:13</w:t>
+      </w:r>
       <w:r>
         <w:rPr>
           <w:lang w:val="hi_IN" w:bidi="hi_IN"/>
@@ -2190,18 +1686,12 @@
         </w:rPr>
         <w:t>पौलुस का जन्म तरसुस के शहर में यहूदी माता-पिता के घर हुआ था। उनके माता-पिता रोमी नागरिक थे, जिससे पौलुस भी रोमी नागरिक बन सके। वह एक पारंपरिक यहूदी घर में पले-बढ़े। उन्होंने एक तंबू निर्माता (या चमड़े के कारीगर) के रूप में काम किया। उन्होंने यरूशलेम में एक प्रसिद्ध यहूदी रब्बी गमलीएल के अधीन अध्ययन किया और एक फरीसी बन गए। (फरीसी यहूदी धार्मिक दल थे जो यहूदी व्यवस्था और मौखिक परंपराओं का सावधानीपूर्वक पालन करते थे।) जब पौलुस युवा थे, उन्होंने मसीहियों पर हिंसक हमला किया और उन्हें आघात पहुँचाया (</w:t>
       </w:r>
-      <w:hyperlink r:id="rId76">
-        <w:r>
-          <w:rPr>
-            <w:lang w:val="hi_IN" w:bidi="hi_IN"/>
-          </w:rPr>
-          <w:rPr>
-            <w:color w:val="0000EE"/>
-            <w:u w:val="single"/>
-          </w:rPr>
-          <w:t>प्रेरि 22:3–5</w:t>
-        </w:r>
-      </w:hyperlink>
+      <w:r>
+        <w:rPr>
+          <w:lang w:val="hi_IN" w:bidi="hi_IN"/>
+        </w:rPr>
+        <w:t>प्रेरि 22:3–5</w:t>
+      </w:r>
       <w:r>
         <w:rPr>
           <w:lang w:val="hi_IN" w:bidi="hi_IN"/>
@@ -2222,54 +1712,36 @@
         </w:rPr>
         <w:t>लेकिन फिर कुछ ऐसा हुआ जिसने उनके जीवन को पूरी तरह से बदल दिया। पुनर्जीवित यीशु, पौलुस के सामने प्रकट हुए (</w:t>
       </w:r>
-      <w:hyperlink r:id="rId77">
-        <w:r>
-          <w:rPr>
-            <w:lang w:val="hi_IN" w:bidi="hi_IN"/>
-          </w:rPr>
-          <w:rPr>
-            <w:color w:val="0000EE"/>
-            <w:u w:val="single"/>
-          </w:rPr>
-          <w:t>प्रेरि 9:3–6</w:t>
-        </w:r>
-      </w:hyperlink>
-      <w:r>
-        <w:rPr>
-          <w:lang w:val="hi_IN" w:bidi="hi_IN"/>
-        </w:rPr>
-        <w:t xml:space="preserve">; </w:t>
-      </w:r>
-      <w:hyperlink r:id="rId78">
-        <w:r>
-          <w:rPr>
-            <w:lang w:val="hi_IN" w:bidi="hi_IN"/>
-          </w:rPr>
-          <w:rPr>
-            <w:color w:val="0000EE"/>
-            <w:u w:val="single"/>
-          </w:rPr>
-          <w:t>22:6–10</w:t>
-        </w:r>
-      </w:hyperlink>
+      <w:r>
+        <w:rPr>
+          <w:lang w:val="hi_IN" w:bidi="hi_IN"/>
+        </w:rPr>
+        <w:t>प्रेरि 9:3–6</w:t>
+      </w:r>
+      <w:r>
+        <w:rPr>
+          <w:lang w:val="hi_IN" w:bidi="hi_IN"/>
+        </w:rPr>
+        <w:t xml:space="preserve">; </w:t>
+      </w:r>
+      <w:r>
+        <w:rPr>
+          <w:lang w:val="hi_IN" w:bidi="hi_IN"/>
+        </w:rPr>
+        <w:t>22:6–10</w:t>
+      </w:r>
       <w:r>
         <w:rPr>
           <w:lang w:val="hi_IN" w:bidi="hi_IN"/>
         </w:rPr>
         <w:t xml:space="preserve">)। इस अनुभव के बाद, पौलुस यीशु के अनुयायी बन गए। उन्होंने अपने जीवन के शेष समय को भूमध्य सागर के चारों ओर यात्रा करते हुए, लोगों को यह बताते हुए बिताया कि यीशु ही उद्धारकर्ता और प्रभु हैं (देखें </w:t>
       </w:r>
-      <w:hyperlink r:id="rId79">
-        <w:r>
-          <w:rPr>
-            <w:lang w:val="hi_IN" w:bidi="hi_IN"/>
-          </w:rPr>
-          <w:rPr>
-            <w:color w:val="0000EE"/>
-            <w:u w:val="single"/>
-          </w:rPr>
-          <w:t>गला 1:11–16</w:t>
-        </w:r>
-      </w:hyperlink>
+      <w:r>
+        <w:rPr>
+          <w:lang w:val="hi_IN" w:bidi="hi_IN"/>
+        </w:rPr>
+        <w:t>गला 1:11–16</w:t>
+      </w:r>
       <w:r>
         <w:rPr>
           <w:lang w:val="hi_IN" w:bidi="hi_IN"/>
@@ -2290,18 +1762,12 @@
         </w:rPr>
         <w:t>पौलुस ने विश्वास किया कि यीशु यहूदियों के मसीह है (वह विशेष अगुवा जिन्हें परमेश्वर ने अपने लोगों को बचाने के लिए भेजने का वादा किया था)। इसने पौलुस को अपने समय के अन्य यहूदियों से अलग बना दिया। यीशु के दर्शन ने उन्हें यह समझने में मदद की कि यीशु की मृत्यु और पुनरुत्थान के माध्यम से विश्वासियों को परमेश्वर के साथ सही संबंध और उनके जीवन को बदला जा सकता है। पहले, पौलुस सोचते थे कि लोगों को परमेश्वर को प्रसन्न करने के लिए मूसा की व्यवस्था का सावधानीपूर्वक पालन करना होगा, लेकिन अब उन्होंने समझा कि परमेश्वर के साथ सही संबंध होना एक उपहार है जो यीशु पर विश्वास करने के माध्यम से आता है, जिन्होंने लोगों को उनके पापों से मुक्ति दिलाने के लिए अपना प्राण दिया (</w:t>
       </w:r>
-      <w:hyperlink r:id="rId80">
-        <w:r>
-          <w:rPr>
-            <w:lang w:val="hi_IN" w:bidi="hi_IN"/>
-          </w:rPr>
-          <w:rPr>
-            <w:color w:val="0000EE"/>
-            <w:u w:val="single"/>
-          </w:rPr>
-          <w:t>रोम 4:1–8</w:t>
-        </w:r>
-      </w:hyperlink>
+      <w:r>
+        <w:rPr>
+          <w:lang w:val="hi_IN" w:bidi="hi_IN"/>
+        </w:rPr>
+        <w:t>रोम 4:1–8</w:t>
+      </w:r>
       <w:r>
         <w:rPr>
           <w:lang w:val="hi_IN" w:bidi="hi_IN"/>
@@ -2386,18 +1852,12 @@
         </w:rPr>
         <w:t>लोग केवल यीशु को अपना उद्धारकर्ता के रूप में स्वीकार करने के द्वारा बचाए जाएँगे (</w:t>
       </w:r>
-      <w:hyperlink r:id="rId81">
-        <w:r>
-          <w:rPr>
-            <w:lang w:val="hi_IN" w:bidi="hi_IN"/>
-          </w:rPr>
-          <w:rPr>
-            <w:color w:val="0000EE"/>
-            <w:u w:val="single"/>
-          </w:rPr>
-          <w:t>गला 2:16</w:t>
-        </w:r>
-      </w:hyperlink>
+      <w:r>
+        <w:rPr>
+          <w:lang w:val="hi_IN" w:bidi="hi_IN"/>
+        </w:rPr>
+        <w:t>गला 2:16</w:t>
+      </w:r>
       <w:r>
         <w:rPr>
           <w:lang w:val="hi_IN" w:bidi="hi_IN"/>
@@ -2422,36 +1882,24 @@
         </w:rPr>
         <w:t>विश्वासियों को अपने जीवन के प्रत्येक हिस्से को यीशु को प्रभु मानकर उनकी सेवा में समर्पित करना चाहिए (</w:t>
       </w:r>
-      <w:hyperlink r:id="rId82">
-        <w:r>
-          <w:rPr>
-            <w:lang w:val="hi_IN" w:bidi="hi_IN"/>
-          </w:rPr>
-          <w:rPr>
-            <w:color w:val="0000EE"/>
-            <w:u w:val="single"/>
-          </w:rPr>
-          <w:t>रोम 14:7–9</w:t>
-        </w:r>
-      </w:hyperlink>
-      <w:r>
-        <w:rPr>
-          <w:lang w:val="hi_IN" w:bidi="hi_IN"/>
-        </w:rPr>
-        <w:t xml:space="preserve">; </w:t>
-      </w:r>
-      <w:hyperlink r:id="rId83">
-        <w:r>
-          <w:rPr>
-            <w:lang w:val="hi_IN" w:bidi="hi_IN"/>
-          </w:rPr>
-          <w:rPr>
-            <w:color w:val="0000EE"/>
-            <w:u w:val="single"/>
-          </w:rPr>
-          <w:t>2 कुरि 5:15</w:t>
-        </w:r>
-      </w:hyperlink>
+      <w:r>
+        <w:rPr>
+          <w:lang w:val="hi_IN" w:bidi="hi_IN"/>
+        </w:rPr>
+        <w:t>रोम 14:7–9</w:t>
+      </w:r>
+      <w:r>
+        <w:rPr>
+          <w:lang w:val="hi_IN" w:bidi="hi_IN"/>
+        </w:rPr>
+        <w:t xml:space="preserve">; </w:t>
+      </w:r>
+      <w:r>
+        <w:rPr>
+          <w:lang w:val="hi_IN" w:bidi="hi_IN"/>
+        </w:rPr>
+        <w:t>2 कुरि 5:15</w:t>
+      </w:r>
       <w:r>
         <w:rPr>
           <w:lang w:val="hi_IN" w:bidi="hi_IN"/>
@@ -2472,162 +1920,108 @@
         </w:rPr>
         <w:t>नए नियम के लेखकों में, पौलुस उद्धार को सबसे स्पष्ट रूप से समझाते हैं (</w:t>
       </w:r>
-      <w:hyperlink r:id="rId84">
-        <w:r>
-          <w:rPr>
-            <w:lang w:val="hi_IN" w:bidi="hi_IN"/>
-          </w:rPr>
-          <w:rPr>
-            <w:color w:val="0000EE"/>
-            <w:u w:val="single"/>
-          </w:rPr>
-          <w:t>रोम 1–8</w:t>
-        </w:r>
-      </w:hyperlink>
+      <w:r>
+        <w:rPr>
+          <w:lang w:val="hi_IN" w:bidi="hi_IN"/>
+        </w:rPr>
+        <w:t>रोम 1–8</w:t>
+      </w:r>
       <w:r>
         <w:rPr>
           <w:lang w:val="hi_IN" w:bidi="hi_IN"/>
         </w:rPr>
         <w:t>)। वह मसीही जीवन और समाज का एक विस्तृत दृष्टिकोण प्रदान करते हैं। उनके पत्रों में विश्वासियों के जीवन में पवित्र आत्मा की सामर्थ पर भी जोर दिया गया है (</w:t>
       </w:r>
-      <w:hyperlink r:id="rId85">
-        <w:r>
-          <w:rPr>
-            <w:lang w:val="hi_IN" w:bidi="hi_IN"/>
-          </w:rPr>
-          <w:rPr>
-            <w:color w:val="0000EE"/>
-            <w:u w:val="single"/>
-          </w:rPr>
-          <w:t>रोम 8:9–13</w:t>
-        </w:r>
-      </w:hyperlink>
-      <w:r>
-        <w:rPr>
-          <w:lang w:val="hi_IN" w:bidi="hi_IN"/>
-        </w:rPr>
-        <w:t xml:space="preserve">; </w:t>
-      </w:r>
-      <w:hyperlink r:id="rId86">
-        <w:r>
-          <w:rPr>
-            <w:lang w:val="hi_IN" w:bidi="hi_IN"/>
-          </w:rPr>
-          <w:rPr>
-            <w:color w:val="0000EE"/>
-            <w:u w:val="single"/>
-          </w:rPr>
-          <w:t>गला 5:16–25</w:t>
-        </w:r>
-      </w:hyperlink>
+      <w:r>
+        <w:rPr>
+          <w:lang w:val="hi_IN" w:bidi="hi_IN"/>
+        </w:rPr>
+        <w:t>रोम 8:9–13</w:t>
+      </w:r>
+      <w:r>
+        <w:rPr>
+          <w:lang w:val="hi_IN" w:bidi="hi_IN"/>
+        </w:rPr>
+        <w:t xml:space="preserve">; </w:t>
+      </w:r>
+      <w:r>
+        <w:rPr>
+          <w:lang w:val="hi_IN" w:bidi="hi_IN"/>
+        </w:rPr>
+        <w:t>गला 5:16–25</w:t>
+      </w:r>
       <w:r>
         <w:rPr>
           <w:lang w:val="hi_IN" w:bidi="hi_IN"/>
         </w:rPr>
         <w:t xml:space="preserve">; तुलना करें </w:t>
       </w:r>
-      <w:hyperlink r:id="rId87">
-        <w:r>
-          <w:rPr>
-            <w:lang w:val="hi_IN" w:bidi="hi_IN"/>
-          </w:rPr>
-          <w:rPr>
-            <w:color w:val="0000EE"/>
-            <w:u w:val="single"/>
-          </w:rPr>
-          <w:t>गला 2:20</w:t>
-        </w:r>
-      </w:hyperlink>
-      <w:r>
-        <w:rPr>
-          <w:lang w:val="hi_IN" w:bidi="hi_IN"/>
-        </w:rPr>
-        <w:t xml:space="preserve">; </w:t>
-      </w:r>
-      <w:hyperlink r:id="rId88">
-        <w:r>
-          <w:rPr>
-            <w:lang w:val="hi_IN" w:bidi="hi_IN"/>
-          </w:rPr>
-          <w:rPr>
-            <w:color w:val="0000EE"/>
-            <w:u w:val="single"/>
-          </w:rPr>
-          <w:t>कुलु 1:27</w:t>
-        </w:r>
-      </w:hyperlink>
+      <w:r>
+        <w:rPr>
+          <w:lang w:val="hi_IN" w:bidi="hi_IN"/>
+        </w:rPr>
+        <w:t>गला 2:20</w:t>
+      </w:r>
+      <w:r>
+        <w:rPr>
+          <w:lang w:val="hi_IN" w:bidi="hi_IN"/>
+        </w:rPr>
+        <w:t xml:space="preserve">; </w:t>
+      </w:r>
+      <w:r>
+        <w:rPr>
+          <w:lang w:val="hi_IN" w:bidi="hi_IN"/>
+        </w:rPr>
+        <w:t>कुलु 1:27</w:t>
+      </w:r>
       <w:r>
         <w:rPr>
           <w:lang w:val="hi_IN" w:bidi="hi_IN"/>
         </w:rPr>
         <w:t>)। वह विश्वासियों को यीशु में निरंतर बढ़ने और उनके समान बनने के लिए प्रोत्साहित करते हैं (</w:t>
       </w:r>
-      <w:hyperlink r:id="rId89">
-        <w:r>
-          <w:rPr>
-            <w:lang w:val="hi_IN" w:bidi="hi_IN"/>
-          </w:rPr>
-          <w:rPr>
-            <w:color w:val="0000EE"/>
-            <w:u w:val="single"/>
-          </w:rPr>
-          <w:t>रोम 8:30</w:t>
-        </w:r>
-      </w:hyperlink>
-      <w:r>
-        <w:rPr>
-          <w:lang w:val="hi_IN" w:bidi="hi_IN"/>
-        </w:rPr>
-        <w:t xml:space="preserve">; </w:t>
-      </w:r>
-      <w:hyperlink r:id="rId90">
-        <w:r>
-          <w:rPr>
-            <w:lang w:val="hi_IN" w:bidi="hi_IN"/>
-          </w:rPr>
-          <w:rPr>
-            <w:color w:val="0000EE"/>
-            <w:u w:val="single"/>
-          </w:rPr>
-          <w:t>इफि 4:13</w:t>
-        </w:r>
-      </w:hyperlink>
+      <w:r>
+        <w:rPr>
+          <w:lang w:val="hi_IN" w:bidi="hi_IN"/>
+        </w:rPr>
+        <w:t>रोम 8:30</w:t>
+      </w:r>
+      <w:r>
+        <w:rPr>
+          <w:lang w:val="hi_IN" w:bidi="hi_IN"/>
+        </w:rPr>
+        <w:t xml:space="preserve">; </w:t>
+      </w:r>
+      <w:r>
+        <w:rPr>
+          <w:lang w:val="hi_IN" w:bidi="hi_IN"/>
+        </w:rPr>
+        <w:t>इफि 4:13</w:t>
+      </w:r>
       <w:r>
         <w:rPr>
           <w:lang w:val="hi_IN" w:bidi="hi_IN"/>
         </w:rPr>
         <w:t xml:space="preserve">, </w:t>
       </w:r>
-      <w:hyperlink r:id="rId91">
-        <w:r>
-          <w:rPr>
-            <w:lang w:val="hi_IN" w:bidi="hi_IN"/>
-          </w:rPr>
-          <w:rPr>
-            <w:color w:val="0000EE"/>
-            <w:u w:val="single"/>
-          </w:rPr>
-          <w:t>15</w:t>
-        </w:r>
-      </w:hyperlink>
-      <w:r>
-        <w:rPr>
-          <w:lang w:val="hi_IN" w:bidi="hi_IN"/>
-        </w:rPr>
-        <w:t xml:space="preserve">; </w:t>
-      </w:r>
-      <w:hyperlink r:id="rId92">
-        <w:r>
-          <w:rPr>
-            <w:lang w:val="hi_IN" w:bidi="hi_IN"/>
-          </w:rPr>
-          <w:rPr>
-            <w:color w:val="0000EE"/>
-            <w:u w:val="single"/>
-          </w:rPr>
-          <w:t>5:1–2</w:t>
-        </w:r>
-      </w:hyperlink>
+      <w:r>
+        <w:rPr>
+          <w:lang w:val="hi_IN" w:bidi="hi_IN"/>
+        </w:rPr>
+        <w:t>15</w:t>
+      </w:r>
+      <w:r>
+        <w:rPr>
+          <w:lang w:val="hi_IN" w:bidi="hi_IN"/>
+        </w:rPr>
+        <w:t xml:space="preserve">; </w:t>
+      </w:r>
+      <w:r>
+        <w:rPr>
+          <w:lang w:val="hi_IN" w:bidi="hi_IN"/>
+        </w:rPr>
+        <w:t>5:1–2</w:t>
+      </w:r>
       <w:r>
         <w:rPr>
           <w:lang w:val="hi_IN" w:bidi="hi_IN"/>
@@ -2648,90 +2042,60 @@
         </w:rPr>
         <w:t>विश्वासियों को प्रेमपूर्ण जीवन जीना चाहिए (</w:t>
       </w:r>
-      <w:hyperlink r:id="rId93">
-        <w:r>
-          <w:rPr>
-            <w:lang w:val="hi_IN" w:bidi="hi_IN"/>
-          </w:rPr>
-          <w:rPr>
-            <w:color w:val="0000EE"/>
-            <w:u w:val="single"/>
-          </w:rPr>
-          <w:t>1 कुरि 13:1–13</w:t>
-        </w:r>
-      </w:hyperlink>
-      <w:r>
-        <w:rPr>
-          <w:lang w:val="hi_IN" w:bidi="hi_IN"/>
-        </w:rPr>
-        <w:t xml:space="preserve">; </w:t>
-      </w:r>
-      <w:hyperlink r:id="rId94">
-        <w:r>
-          <w:rPr>
-            <w:lang w:val="hi_IN" w:bidi="hi_IN"/>
-          </w:rPr>
-          <w:rPr>
-            <w:color w:val="0000EE"/>
-            <w:u w:val="single"/>
-          </w:rPr>
-          <w:t>इफि 5:2</w:t>
-        </w:r>
-      </w:hyperlink>
+      <w:r>
+        <w:rPr>
+          <w:lang w:val="hi_IN" w:bidi="hi_IN"/>
+        </w:rPr>
+        <w:t>1 कुरि 13:1–13</w:t>
+      </w:r>
+      <w:r>
+        <w:rPr>
+          <w:lang w:val="hi_IN" w:bidi="hi_IN"/>
+        </w:rPr>
+        <w:t xml:space="preserve">; </w:t>
+      </w:r>
+      <w:r>
+        <w:rPr>
+          <w:lang w:val="hi_IN" w:bidi="hi_IN"/>
+        </w:rPr>
+        <w:t>इफि 5:2</w:t>
+      </w:r>
       <w:r>
         <w:rPr>
           <w:lang w:val="hi_IN" w:bidi="hi_IN"/>
         </w:rPr>
         <w:t>)। उन्हें पूरी तरह से यीशु के अधीन होना चाहिए। किसी भी अन्य नए नियम के लेखक की तुलना में, पौलुस हमें दिखाते हैं कि कैसे और क्यों मसीहियों को अपने जीवन को यीशु के अनुग्रह के उपहार पर आधारित करना चाहिए (</w:t>
       </w:r>
-      <w:hyperlink r:id="rId95">
-        <w:r>
-          <w:rPr>
-            <w:lang w:val="hi_IN" w:bidi="hi_IN"/>
-          </w:rPr>
-          <w:rPr>
-            <w:color w:val="0000EE"/>
-            <w:u w:val="single"/>
-          </w:rPr>
-          <w:t>रोम 12:1–2</w:t>
-        </w:r>
-      </w:hyperlink>
+      <w:r>
+        <w:rPr>
+          <w:lang w:val="hi_IN" w:bidi="hi_IN"/>
+        </w:rPr>
+        <w:t>रोम 12:1–2</w:t>
+      </w:r>
       <w:r>
         <w:rPr>
           <w:lang w:val="hi_IN" w:bidi="hi_IN"/>
         </w:rPr>
         <w:t>)। पौलुस के लिए, एक विश्वासी का संपूर्ण जीवन (और संपूर्ण सृष्टि) केवल यीशु पर केंद्रित होता है। सब कुछ का सही अर्थ केवल यीशु से संबंध में ही प्राप्त होता है (</w:t>
       </w:r>
-      <w:hyperlink r:id="rId96">
-        <w:r>
-          <w:rPr>
-            <w:lang w:val="hi_IN" w:bidi="hi_IN"/>
-          </w:rPr>
-          <w:rPr>
-            <w:color w:val="0000EE"/>
-            <w:u w:val="single"/>
-          </w:rPr>
-          <w:t>कुलु1:15–20</w:t>
-        </w:r>
-      </w:hyperlink>
-      <w:r>
-        <w:rPr>
-          <w:lang w:val="hi_IN" w:bidi="hi_IN"/>
-        </w:rPr>
-        <w:t xml:space="preserve">; </w:t>
-      </w:r>
-      <w:hyperlink r:id="rId97">
-        <w:r>
-          <w:rPr>
-            <w:lang w:val="hi_IN" w:bidi="hi_IN"/>
-          </w:rPr>
-          <w:rPr>
-            <w:color w:val="0000EE"/>
-            <w:u w:val="single"/>
-          </w:rPr>
-          <w:t>2:6–3:4</w:t>
-        </w:r>
-      </w:hyperlink>
+      <w:r>
+        <w:rPr>
+          <w:lang w:val="hi_IN" w:bidi="hi_IN"/>
+        </w:rPr>
+        <w:t>कुलु1:15–20</w:t>
+      </w:r>
+      <w:r>
+        <w:rPr>
+          <w:lang w:val="hi_IN" w:bidi="hi_IN"/>
+        </w:rPr>
+        <w:t xml:space="preserve">; </w:t>
+      </w:r>
+      <w:r>
+        <w:rPr>
+          <w:lang w:val="hi_IN" w:bidi="hi_IN"/>
+        </w:rPr>
+        <w:t>2:6–3:4</w:t>
+      </w:r>
       <w:r>
         <w:rPr>
           <w:lang w:val="hi_IN" w:bidi="hi_IN"/>
@@ -2766,18 +2130,12 @@
         </w:rPr>
         <w:t>पौलुस हर प्रकार से यीशु के समान बनना चाहते थे (यहाँ तक कि कष्ट और मृत्यु में भी)। पौलुस इस विश्वास के साथ मरे कि जैसे यीशु मृत्यु से उठे, वैसे ही वह भी एक दिन नए जीवन के लिए उठाए जाएँगे (</w:t>
       </w:r>
-      <w:hyperlink r:id="rId98">
-        <w:r>
-          <w:rPr>
-            <w:lang w:val="hi_IN" w:bidi="hi_IN"/>
-          </w:rPr>
-          <w:rPr>
-            <w:color w:val="0000EE"/>
-            <w:u w:val="single"/>
-          </w:rPr>
-          <w:t>फिलि 3:10–11</w:t>
-        </w:r>
-      </w:hyperlink>
+      <w:r>
+        <w:rPr>
+          <w:lang w:val="hi_IN" w:bidi="hi_IN"/>
+        </w:rPr>
+        <w:t>फिलि 3:10–11</w:t>
+      </w:r>
       <w:r>
         <w:rPr>
           <w:lang w:val="hi_IN" w:bidi="hi_IN"/>
@@ -2807,324 +2165,216 @@
           <w:lang w:val="hi_IN" w:bidi="hi_IN"/>
         </w:rPr>
       </w:r>
-      <w:hyperlink r:id="rId99">
-        <w:r>
-          <w:rPr>
-            <w:lang w:val="hi_IN" w:bidi="hi_IN"/>
-          </w:rPr>
-          <w:rPr>
-            <w:color w:val="0000EE"/>
-            <w:u w:val="single"/>
-          </w:rPr>
-          <w:t>प्रेरितों के काम 7:58–8:3</w:t>
-        </w:r>
-      </w:hyperlink>
-      <w:r>
-        <w:rPr>
-          <w:lang w:val="hi_IN" w:bidi="hi_IN"/>
-        </w:rPr>
-        <w:t xml:space="preserve">; </w:t>
-      </w:r>
-      <w:hyperlink r:id="rId100">
-        <w:r>
-          <w:rPr>
-            <w:lang w:val="hi_IN" w:bidi="hi_IN"/>
-          </w:rPr>
-          <w:rPr>
-            <w:color w:val="0000EE"/>
-            <w:u w:val="single"/>
-          </w:rPr>
-          <w:t>9:1–31</w:t>
-        </w:r>
-      </w:hyperlink>
-      <w:r>
-        <w:rPr>
-          <w:lang w:val="hi_IN" w:bidi="hi_IN"/>
-        </w:rPr>
-        <w:t xml:space="preserve">; </w:t>
-      </w:r>
-      <w:hyperlink r:id="rId101">
-        <w:r>
-          <w:rPr>
-            <w:lang w:val="hi_IN" w:bidi="hi_IN"/>
-          </w:rPr>
-          <w:rPr>
-            <w:color w:val="0000EE"/>
-            <w:u w:val="single"/>
-          </w:rPr>
-          <w:t>11:25–30</w:t>
-        </w:r>
-      </w:hyperlink>
-      <w:r>
-        <w:rPr>
-          <w:lang w:val="hi_IN" w:bidi="hi_IN"/>
-        </w:rPr>
-        <w:t xml:space="preserve">; </w:t>
-      </w:r>
-      <w:hyperlink r:id="rId102">
-        <w:r>
-          <w:rPr>
-            <w:lang w:val="hi_IN" w:bidi="hi_IN"/>
-          </w:rPr>
-          <w:rPr>
-            <w:color w:val="0000EE"/>
-            <w:u w:val="single"/>
-          </w:rPr>
-          <w:t>12:25–28:31</w:t>
-        </w:r>
-      </w:hyperlink>
-      <w:r>
-        <w:rPr>
-          <w:lang w:val="hi_IN" w:bidi="hi_IN"/>
-        </w:rPr>
-        <w:t xml:space="preserve">; </w:t>
-      </w:r>
-      <w:hyperlink r:id="rId103">
-        <w:r>
-          <w:rPr>
-            <w:lang w:val="hi_IN" w:bidi="hi_IN"/>
-          </w:rPr>
-          <w:rPr>
-            <w:color w:val="0000EE"/>
-            <w:u w:val="single"/>
-          </w:rPr>
-          <w:t>रोमियों 1:1–16:27</w:t>
-        </w:r>
-      </w:hyperlink>
-      <w:r>
-        <w:rPr>
-          <w:lang w:val="hi_IN" w:bidi="hi_IN"/>
-        </w:rPr>
-        <w:t xml:space="preserve">; </w:t>
-      </w:r>
-      <w:hyperlink r:id="rId104">
-        <w:r>
-          <w:rPr>
-            <w:lang w:val="hi_IN" w:bidi="hi_IN"/>
-          </w:rPr>
-          <w:rPr>
-            <w:color w:val="0000EE"/>
-            <w:u w:val="single"/>
-          </w:rPr>
-          <w:t>1 कुरिन्थियों 1:1–16:24</w:t>
-        </w:r>
-      </w:hyperlink>
-      <w:r>
-        <w:rPr>
-          <w:lang w:val="hi_IN" w:bidi="hi_IN"/>
-        </w:rPr>
-        <w:t xml:space="preserve">; </w:t>
-      </w:r>
-      <w:hyperlink r:id="rId105">
-        <w:r>
-          <w:rPr>
-            <w:lang w:val="hi_IN" w:bidi="hi_IN"/>
-          </w:rPr>
-          <w:rPr>
-            <w:color w:val="0000EE"/>
-            <w:u w:val="single"/>
-          </w:rPr>
-          <w:t>2 कुरिन्थियों 1:1–13:14</w:t>
-        </w:r>
-      </w:hyperlink>
-      <w:r>
-        <w:rPr>
-          <w:lang w:val="hi_IN" w:bidi="hi_IN"/>
-        </w:rPr>
-        <w:t xml:space="preserve">; </w:t>
-      </w:r>
-      <w:hyperlink r:id="rId106">
-        <w:r>
-          <w:rPr>
-            <w:lang w:val="hi_IN" w:bidi="hi_IN"/>
-          </w:rPr>
-          <w:rPr>
-            <w:color w:val="0000EE"/>
-            <w:u w:val="single"/>
-          </w:rPr>
-          <w:t>गलातियों 1:1–6:18</w:t>
-        </w:r>
-      </w:hyperlink>
-      <w:r>
-        <w:rPr>
-          <w:lang w:val="hi_IN" w:bidi="hi_IN"/>
-        </w:rPr>
-        <w:t xml:space="preserve">; </w:t>
-      </w:r>
-      <w:hyperlink r:id="rId107">
-        <w:r>
-          <w:rPr>
-            <w:lang w:val="hi_IN" w:bidi="hi_IN"/>
-          </w:rPr>
-          <w:rPr>
-            <w:color w:val="0000EE"/>
-            <w:u w:val="single"/>
-          </w:rPr>
-          <w:t>इफिसियों 1:1–6:24</w:t>
-        </w:r>
-      </w:hyperlink>
-      <w:r>
-        <w:rPr>
-          <w:lang w:val="hi_IN" w:bidi="hi_IN"/>
-        </w:rPr>
-        <w:t xml:space="preserve">; </w:t>
-      </w:r>
-      <w:hyperlink r:id="rId108">
-        <w:r>
-          <w:rPr>
-            <w:lang w:val="hi_IN" w:bidi="hi_IN"/>
-          </w:rPr>
-          <w:rPr>
-            <w:color w:val="0000EE"/>
-            <w:u w:val="single"/>
-          </w:rPr>
-          <w:t>फिलिप्पियों 1:1–4:23</w:t>
-        </w:r>
-      </w:hyperlink>
-      <w:r>
-        <w:rPr>
-          <w:lang w:val="hi_IN" w:bidi="hi_IN"/>
-        </w:rPr>
-        <w:t xml:space="preserve">; </w:t>
-      </w:r>
-      <w:hyperlink r:id="rId109">
-        <w:r>
-          <w:rPr>
-            <w:lang w:val="hi_IN" w:bidi="hi_IN"/>
-          </w:rPr>
-          <w:rPr>
-            <w:color w:val="0000EE"/>
-            <w:u w:val="single"/>
-          </w:rPr>
-          <w:t>कुलुस्सियों 1:1–4:18</w:t>
-        </w:r>
-      </w:hyperlink>
-      <w:r>
-        <w:rPr>
-          <w:lang w:val="hi_IN" w:bidi="hi_IN"/>
-        </w:rPr>
-        <w:t xml:space="preserve">; </w:t>
-      </w:r>
-      <w:hyperlink r:id="rId110">
-        <w:r>
-          <w:rPr>
-            <w:lang w:val="hi_IN" w:bidi="hi_IN"/>
-          </w:rPr>
-          <w:rPr>
-            <w:color w:val="0000EE"/>
-            <w:u w:val="single"/>
-          </w:rPr>
-          <w:t>1 थिस्सलुनीकियों 1:1–5:28</w:t>
-        </w:r>
-      </w:hyperlink>
-      <w:r>
-        <w:rPr>
-          <w:lang w:val="hi_IN" w:bidi="hi_IN"/>
-        </w:rPr>
-        <w:t xml:space="preserve">; </w:t>
-      </w:r>
-      <w:hyperlink r:id="rId111">
-        <w:r>
-          <w:rPr>
-            <w:lang w:val="hi_IN" w:bidi="hi_IN"/>
-          </w:rPr>
-          <w:rPr>
-            <w:color w:val="0000EE"/>
-            <w:u w:val="single"/>
-          </w:rPr>
-          <w:t>2 थिस्सलुनीकियों 1:1–3:18</w:t>
-        </w:r>
-      </w:hyperlink>
-      <w:r>
-        <w:rPr>
-          <w:lang w:val="hi_IN" w:bidi="hi_IN"/>
-        </w:rPr>
-        <w:t xml:space="preserve">; </w:t>
-      </w:r>
-      <w:hyperlink r:id="rId112">
-        <w:r>
-          <w:rPr>
-            <w:lang w:val="hi_IN" w:bidi="hi_IN"/>
-          </w:rPr>
-          <w:rPr>
-            <w:color w:val="0000EE"/>
-            <w:u w:val="single"/>
-          </w:rPr>
-          <w:t>1 तीमुथियुस 1:1–6:21</w:t>
-        </w:r>
-      </w:hyperlink>
-      <w:r>
-        <w:rPr>
-          <w:lang w:val="hi_IN" w:bidi="hi_IN"/>
-        </w:rPr>
-        <w:t xml:space="preserve">; </w:t>
-      </w:r>
-      <w:hyperlink r:id="rId113">
-        <w:r>
-          <w:rPr>
-            <w:lang w:val="hi_IN" w:bidi="hi_IN"/>
-          </w:rPr>
-          <w:rPr>
-            <w:color w:val="0000EE"/>
-            <w:u w:val="single"/>
-          </w:rPr>
-          <w:t>2 तीमुथियुस 1:1–4:22</w:t>
-        </w:r>
-      </w:hyperlink>
-      <w:r>
-        <w:rPr>
-          <w:lang w:val="hi_IN" w:bidi="hi_IN"/>
-        </w:rPr>
-        <w:t xml:space="preserve">; </w:t>
-      </w:r>
-      <w:hyperlink r:id="rId114">
-        <w:r>
-          <w:rPr>
-            <w:lang w:val="hi_IN" w:bidi="hi_IN"/>
-          </w:rPr>
-          <w:rPr>
-            <w:color w:val="0000EE"/>
-            <w:u w:val="single"/>
-          </w:rPr>
-          <w:t>तीतुस 1:1–3:15</w:t>
-        </w:r>
-      </w:hyperlink>
-      <w:r>
-        <w:rPr>
-          <w:lang w:val="hi_IN" w:bidi="hi_IN"/>
-        </w:rPr>
-        <w:t xml:space="preserve">; </w:t>
-      </w:r>
-      <w:hyperlink r:id="rId115">
-        <w:r>
-          <w:rPr>
-            <w:lang w:val="hi_IN" w:bidi="hi_IN"/>
-          </w:rPr>
-          <w:rPr>
-            <w:color w:val="0000EE"/>
-            <w:u w:val="single"/>
-          </w:rPr>
-          <w:t>फिलेमोन 1:1–25</w:t>
-        </w:r>
-      </w:hyperlink>
-      <w:r>
-        <w:rPr>
-          <w:lang w:val="hi_IN" w:bidi="hi_IN"/>
-        </w:rPr>
-        <w:t xml:space="preserve">; </w:t>
-      </w:r>
-      <w:hyperlink r:id="rId116">
-        <w:r>
-          <w:rPr>
-            <w:lang w:val="hi_IN" w:bidi="hi_IN"/>
-          </w:rPr>
-          <w:rPr>
-            <w:color w:val="0000EE"/>
-            <w:u w:val="single"/>
-          </w:rPr>
-          <w:t>2 पतरस 3:15–16</w:t>
-        </w:r>
-      </w:hyperlink>
+      <w:r>
+        <w:rPr>
+          <w:lang w:val="hi_IN" w:bidi="hi_IN"/>
+        </w:rPr>
+        <w:t>प्रेरितों के काम 7:58–8:3</w:t>
+      </w:r>
+      <w:r>
+        <w:rPr>
+          <w:lang w:val="hi_IN" w:bidi="hi_IN"/>
+        </w:rPr>
+        <w:t xml:space="preserve">; </w:t>
+      </w:r>
+      <w:r>
+        <w:rPr>
+          <w:lang w:val="hi_IN" w:bidi="hi_IN"/>
+        </w:rPr>
+        <w:t>9:1–31</w:t>
+      </w:r>
+      <w:r>
+        <w:rPr>
+          <w:lang w:val="hi_IN" w:bidi="hi_IN"/>
+        </w:rPr>
+        <w:t xml:space="preserve">; </w:t>
+      </w:r>
+      <w:r>
+        <w:rPr>
+          <w:lang w:val="hi_IN" w:bidi="hi_IN"/>
+        </w:rPr>
+        <w:t>11:25–30</w:t>
+      </w:r>
+      <w:r>
+        <w:rPr>
+          <w:lang w:val="hi_IN" w:bidi="hi_IN"/>
+        </w:rPr>
+        <w:t xml:space="preserve">; </w:t>
+      </w:r>
+      <w:r>
+        <w:rPr>
+          <w:lang w:val="hi_IN" w:bidi="hi_IN"/>
+        </w:rPr>
+        <w:t>12:25–28:31</w:t>
+      </w:r>
+      <w:r>
+        <w:rPr>
+          <w:lang w:val="hi_IN" w:bidi="hi_IN"/>
+        </w:rPr>
+        <w:t xml:space="preserve">; </w:t>
+      </w:r>
+      <w:r>
+        <w:rPr>
+          <w:lang w:val="hi_IN" w:bidi="hi_IN"/>
+        </w:rPr>
+        <w:t>रोमियों 1:1–16:27</w:t>
+      </w:r>
+      <w:r>
+        <w:rPr>
+          <w:lang w:val="hi_IN" w:bidi="hi_IN"/>
+        </w:rPr>
+        <w:t xml:space="preserve">; </w:t>
+      </w:r>
+      <w:r>
+        <w:rPr>
+          <w:lang w:val="hi_IN" w:bidi="hi_IN"/>
+        </w:rPr>
+        <w:t>1 कुरिन्थियों 1:1–16:24</w:t>
+      </w:r>
+      <w:r>
+        <w:rPr>
+          <w:lang w:val="hi_IN" w:bidi="hi_IN"/>
+        </w:rPr>
+        <w:t xml:space="preserve">; </w:t>
+      </w:r>
+      <w:r>
+        <w:rPr>
+          <w:lang w:val="hi_IN" w:bidi="hi_IN"/>
+        </w:rPr>
+        <w:t>2 कुरिन्थियों 1:1–13:14</w:t>
+      </w:r>
+      <w:r>
+        <w:rPr>
+          <w:lang w:val="hi_IN" w:bidi="hi_IN"/>
+        </w:rPr>
+        <w:t xml:space="preserve">; </w:t>
+      </w:r>
+      <w:r>
+        <w:rPr>
+          <w:lang w:val="hi_IN" w:bidi="hi_IN"/>
+        </w:rPr>
+        <w:t>गलातियों 1:1–6:18</w:t>
+      </w:r>
+      <w:r>
+        <w:rPr>
+          <w:lang w:val="hi_IN" w:bidi="hi_IN"/>
+        </w:rPr>
+        <w:t xml:space="preserve">; </w:t>
+      </w:r>
+      <w:r>
+        <w:rPr>
+          <w:lang w:val="hi_IN" w:bidi="hi_IN"/>
+        </w:rPr>
+        <w:t>इफिसियों 1:1–6:24</w:t>
+      </w:r>
+      <w:r>
+        <w:rPr>
+          <w:lang w:val="hi_IN" w:bidi="hi_IN"/>
+        </w:rPr>
+        <w:t xml:space="preserve">; </w:t>
+      </w:r>
+      <w:r>
+        <w:rPr>
+          <w:lang w:val="hi_IN" w:bidi="hi_IN"/>
+        </w:rPr>
+        <w:t>फिलिप्पियों 1:1–4:23</w:t>
+      </w:r>
+      <w:r>
+        <w:rPr>
+          <w:lang w:val="hi_IN" w:bidi="hi_IN"/>
+        </w:rPr>
+        <w:t xml:space="preserve">; </w:t>
+      </w:r>
+      <w:r>
+        <w:rPr>
+          <w:lang w:val="hi_IN" w:bidi="hi_IN"/>
+        </w:rPr>
+        <w:t>कुलुस्सियों 1:1–4:18</w:t>
+      </w:r>
+      <w:r>
+        <w:rPr>
+          <w:lang w:val="hi_IN" w:bidi="hi_IN"/>
+        </w:rPr>
+        <w:t xml:space="preserve">; </w:t>
+      </w:r>
+      <w:r>
+        <w:rPr>
+          <w:lang w:val="hi_IN" w:bidi="hi_IN"/>
+        </w:rPr>
+        <w:t>1 थिस्सलुनीकियों 1:1–5:28</w:t>
+      </w:r>
+      <w:r>
+        <w:rPr>
+          <w:lang w:val="hi_IN" w:bidi="hi_IN"/>
+        </w:rPr>
+        <w:t xml:space="preserve">; </w:t>
+      </w:r>
+      <w:r>
+        <w:rPr>
+          <w:lang w:val="hi_IN" w:bidi="hi_IN"/>
+        </w:rPr>
+        <w:t>2 थिस्सलुनीकियों 1:1–3:18</w:t>
+      </w:r>
+      <w:r>
+        <w:rPr>
+          <w:lang w:val="hi_IN" w:bidi="hi_IN"/>
+        </w:rPr>
+        <w:t xml:space="preserve">; </w:t>
+      </w:r>
+      <w:r>
+        <w:rPr>
+          <w:lang w:val="hi_IN" w:bidi="hi_IN"/>
+        </w:rPr>
+        <w:t>1 तीमुथियुस 1:1–6:21</w:t>
+      </w:r>
+      <w:r>
+        <w:rPr>
+          <w:lang w:val="hi_IN" w:bidi="hi_IN"/>
+        </w:rPr>
+        <w:t xml:space="preserve">; </w:t>
+      </w:r>
+      <w:r>
+        <w:rPr>
+          <w:lang w:val="hi_IN" w:bidi="hi_IN"/>
+        </w:rPr>
+        <w:t>2 तीमुथियुस 1:1–4:22</w:t>
+      </w:r>
+      <w:r>
+        <w:rPr>
+          <w:lang w:val="hi_IN" w:bidi="hi_IN"/>
+        </w:rPr>
+        <w:t xml:space="preserve">; </w:t>
+      </w:r>
+      <w:r>
+        <w:rPr>
+          <w:lang w:val="hi_IN" w:bidi="hi_IN"/>
+        </w:rPr>
+        <w:t>तीतुस 1:1–3:15</w:t>
+      </w:r>
+      <w:r>
+        <w:rPr>
+          <w:lang w:val="hi_IN" w:bidi="hi_IN"/>
+        </w:rPr>
+        <w:t xml:space="preserve">; </w:t>
+      </w:r>
+      <w:r>
+        <w:rPr>
+          <w:lang w:val="hi_IN" w:bidi="hi_IN"/>
+        </w:rPr>
+        <w:t>फिलेमोन 1:1–25</w:t>
+      </w:r>
+      <w:r>
+        <w:rPr>
+          <w:lang w:val="hi_IN" w:bidi="hi_IN"/>
+        </w:rPr>
+        <w:t xml:space="preserve">; </w:t>
+      </w:r>
+      <w:r>
+        <w:rPr>
+          <w:lang w:val="hi_IN" w:bidi="hi_IN"/>
+        </w:rPr>
+        <w:t>2 पतरस 3:15–16</w:t>
+      </w:r>
       <w:r>
         <w:rPr>
           <w:lang w:val="hi_IN" w:bidi="hi_IN"/>
